--- a/ICE_AP_Intake_DRAFT_20261026.docx
+++ b/ICE_AP_Intake_DRAFT_20261026.docx
@@ -1297,7 +1297,7 @@
           <w:i w:val="0"/>
           <w:sz w:val="24"/>
         </w:rPr>
-        <w:t>The team is small, mostly part-time, and brought on in stages as work requires. An engagement lead in the Director labor category runs the engagement and holds the gate reviews. A manager-level developer serves as solution architect: design, the interface layer, the environment work with OCIO, and the security summary and ISSO approval requests, so no separate security position is needed. A senior business analyst and AP process specialist works with OFM on the checklist, review screen and timed sessions. Two senior developers build the prototype: the AI/ML developer joins in the last week of discovery to design extraction, and the full-stack developer starts with the build. The pilot adds a half-time test and quality lead, and production adds a full-time change management and training lead.</w:t>
+        <w:t>The team is small, mostly part-time, and brought on in stages as work requires. An engagement lead in the Project Manager labor category runs the engagement and holds the gate reviews. A manager-level developer serves as solution architect: design, the interface layer, the environment work with OCIO, and the security summary and ISSO approval requests, so no separate security position is needed. A senior business analyst and AP process specialist works with OFM on the checklist, review screen and timed sessions. Two senior developers build the prototype: the AI/ML developer joins in the last week of discovery to design extraction, and the full-stack developer starts with the build. The pilot adds a half-time test and quality lead, and production adds a full-time change management and training lead.</w:t>
       </w:r>
     </w:p>
     <w:tbl>
@@ -1323,13 +1323,13 @@
         </w:tblBorders>
       </w:tblPr>
       <w:tblGrid>
-        <w:gridCol w:w="2960"/>
+        <w:gridCol w:w="3660"/>
+        <w:gridCol w:w="900"/>
+        <w:gridCol w:w="900"/>
+        <w:gridCol w:w="900"/>
+        <w:gridCol w:w="1100"/>
+        <w:gridCol w:w="900"/>
         <w:gridCol w:w="1000"/>
-        <w:gridCol w:w="1000"/>
-        <w:gridCol w:w="1000"/>
-        <w:gridCol w:w="1200"/>
-        <w:gridCol w:w="1000"/>
-        <w:gridCol w:w="1200"/>
       </w:tblGrid>
       <w:tr>
         <w:trPr>
@@ -1338,7 +1338,7 @@
         </w:trPr>
         <w:tc>
           <w:tcPr>
-            <w:tcW w:type="dxa" w:w="2960"/>
+            <w:tcW w:type="dxa" w:w="3660"/>
             <w:shd w:val="clear" w:color="auto" w:fill="2F5D27"/>
           </w:tcPr>
           <w:p>
@@ -1361,7 +1361,7 @@
         </w:tc>
         <w:tc>
           <w:tcPr>
-            <w:tcW w:type="dxa" w:w="1000"/>
+            <w:tcW w:type="dxa" w:w="900"/>
             <w:shd w:val="clear" w:color="auto" w:fill="2F5D27"/>
           </w:tcPr>
           <w:p>
@@ -1384,7 +1384,7 @@
         </w:tc>
         <w:tc>
           <w:tcPr>
-            <w:tcW w:type="dxa" w:w="1000"/>
+            <w:tcW w:type="dxa" w:w="900"/>
             <w:shd w:val="clear" w:color="auto" w:fill="2F5D27"/>
           </w:tcPr>
           <w:p>
@@ -1407,7 +1407,7 @@
         </w:tc>
         <w:tc>
           <w:tcPr>
-            <w:tcW w:type="dxa" w:w="1000"/>
+            <w:tcW w:type="dxa" w:w="900"/>
             <w:shd w:val="clear" w:color="auto" w:fill="2F5D27"/>
           </w:tcPr>
           <w:p>
@@ -1430,7 +1430,7 @@
         </w:tc>
         <w:tc>
           <w:tcPr>
-            <w:tcW w:type="dxa" w:w="1200"/>
+            <w:tcW w:type="dxa" w:w="1100"/>
             <w:shd w:val="clear" w:color="auto" w:fill="2F5D27"/>
           </w:tcPr>
           <w:p>
@@ -1453,7 +1453,7 @@
         </w:tc>
         <w:tc>
           <w:tcPr>
-            <w:tcW w:type="dxa" w:w="1000"/>
+            <w:tcW w:type="dxa" w:w="900"/>
             <w:shd w:val="clear" w:color="auto" w:fill="2F5D27"/>
           </w:tcPr>
           <w:p>
@@ -1476,7 +1476,7 @@
         </w:tc>
         <w:tc>
           <w:tcPr>
-            <w:tcW w:type="dxa" w:w="1200"/>
+            <w:tcW w:type="dxa" w:w="1000"/>
             <w:shd w:val="clear" w:color="auto" w:fill="2F5D27"/>
           </w:tcPr>
           <w:p>
@@ -1504,7 +1504,7 @@
         </w:trPr>
         <w:tc>
           <w:tcPr>
-            <w:tcW w:type="dxa" w:w="2960"/>
+            <w:tcW w:type="dxa" w:w="3660"/>
           </w:tcPr>
           <w:p>
             <w:pPr>
@@ -1519,13 +1519,13 @@
                 <w:i w:val="0"/>
                 <w:sz w:val="20"/>
               </w:rPr>
-              <w:t>Director (Engagement Lead)</w:t>
+              <w:t>Project Manager (Engagement Lead)</w:t>
             </w:r>
           </w:p>
         </w:tc>
         <w:tc>
           <w:tcPr>
-            <w:tcW w:type="dxa" w:w="1000"/>
+            <w:tcW w:type="dxa" w:w="900"/>
           </w:tcPr>
           <w:p>
             <w:pPr>
@@ -1546,7 +1546,70 @@
         </w:tc>
         <w:tc>
           <w:tcPr>
-            <w:tcW w:type="dxa" w:w="1000"/>
+            <w:tcW w:type="dxa" w:w="900"/>
+          </w:tcPr>
+          <w:p>
+            <w:pPr>
+              <w:keepNext/>
+              <w:spacing w:before="0" w:after="0"/>
+              <w:jc w:val="center"/>
+            </w:pPr>
+            <w:r>
+              <w:rPr>
+                <w:rFonts w:ascii="Times New Roman" w:hAnsi="Times New Roman" w:cs="Times New Roman" w:eastAsia="Times New Roman"/>
+                <w:b w:val="0"/>
+                <w:i w:val="0"/>
+                <w:sz w:val="20"/>
+              </w:rPr>
+              <w:t>0.25</w:t>
+            </w:r>
+          </w:p>
+        </w:tc>
+        <w:tc>
+          <w:tcPr>
+            <w:tcW w:type="dxa" w:w="900"/>
+          </w:tcPr>
+          <w:p>
+            <w:pPr>
+              <w:keepNext/>
+              <w:spacing w:before="0" w:after="0"/>
+              <w:jc w:val="center"/>
+            </w:pPr>
+            <w:r>
+              <w:rPr>
+                <w:rFonts w:ascii="Times New Roman" w:hAnsi="Times New Roman" w:cs="Times New Roman" w:eastAsia="Times New Roman"/>
+                <w:b w:val="0"/>
+                <w:i w:val="0"/>
+                <w:sz w:val="20"/>
+              </w:rPr>
+              <w:t>0.25</w:t>
+            </w:r>
+          </w:p>
+        </w:tc>
+        <w:tc>
+          <w:tcPr>
+            <w:tcW w:type="dxa" w:w="1100"/>
+          </w:tcPr>
+          <w:p>
+            <w:pPr>
+              <w:keepNext/>
+              <w:spacing w:before="0" w:after="0"/>
+              <w:jc w:val="right"/>
+            </w:pPr>
+            <w:r>
+              <w:rPr>
+                <w:rFonts w:ascii="Times New Roman" w:hAnsi="Times New Roman" w:cs="Times New Roman" w:eastAsia="Times New Roman"/>
+                <w:b w:val="0"/>
+                <w:i w:val="0"/>
+                <w:sz w:val="20"/>
+              </w:rPr>
+              <w:t>170</w:t>
+            </w:r>
+          </w:p>
+        </w:tc>
+        <w:tc>
+          <w:tcPr>
+            <w:tcW w:type="dxa" w:w="900"/>
           </w:tcPr>
           <w:p>
             <w:pPr>
@@ -1586,9 +1649,98 @@
             </w:r>
           </w:p>
         </w:tc>
+      </w:tr>
+      <w:tr>
+        <w:trPr>
+          <w:cantSplit/>
+        </w:trPr>
         <w:tc>
           <w:tcPr>
-            <w:tcW w:type="dxa" w:w="1200"/>
+            <w:tcW w:type="dxa" w:w="3660"/>
+          </w:tcPr>
+          <w:p>
+            <w:pPr>
+              <w:keepNext/>
+              <w:spacing w:before="0" w:after="0"/>
+              <w:jc w:val="left"/>
+            </w:pPr>
+            <w:r>
+              <w:rPr>
+                <w:rFonts w:ascii="Times New Roman" w:hAnsi="Times New Roman" w:cs="Times New Roman" w:eastAsia="Times New Roman"/>
+                <w:b w:val="0"/>
+                <w:i w:val="0"/>
+                <w:sz w:val="20"/>
+              </w:rPr>
+              <w:t>Data Scientist III (Solution Architect)</w:t>
+            </w:r>
+          </w:p>
+        </w:tc>
+        <w:tc>
+          <w:tcPr>
+            <w:tcW w:type="dxa" w:w="900"/>
+          </w:tcPr>
+          <w:p>
+            <w:pPr>
+              <w:keepNext/>
+              <w:spacing w:before="0" w:after="0"/>
+              <w:jc w:val="center"/>
+            </w:pPr>
+            <w:r>
+              <w:rPr>
+                <w:rFonts w:ascii="Times New Roman" w:hAnsi="Times New Roman" w:cs="Times New Roman" w:eastAsia="Times New Roman"/>
+                <w:b w:val="0"/>
+                <w:i w:val="0"/>
+                <w:sz w:val="20"/>
+              </w:rPr>
+              <w:t>1.00</w:t>
+            </w:r>
+          </w:p>
+        </w:tc>
+        <w:tc>
+          <w:tcPr>
+            <w:tcW w:type="dxa" w:w="900"/>
+          </w:tcPr>
+          <w:p>
+            <w:pPr>
+              <w:keepNext/>
+              <w:spacing w:before="0" w:after="0"/>
+              <w:jc w:val="center"/>
+            </w:pPr>
+            <w:r>
+              <w:rPr>
+                <w:rFonts w:ascii="Times New Roman" w:hAnsi="Times New Roman" w:cs="Times New Roman" w:eastAsia="Times New Roman"/>
+                <w:b w:val="0"/>
+                <w:i w:val="0"/>
+                <w:sz w:val="20"/>
+              </w:rPr>
+              <w:t>0.50</w:t>
+            </w:r>
+          </w:p>
+        </w:tc>
+        <w:tc>
+          <w:tcPr>
+            <w:tcW w:type="dxa" w:w="900"/>
+          </w:tcPr>
+          <w:p>
+            <w:pPr>
+              <w:keepNext/>
+              <w:spacing w:before="0" w:after="0"/>
+              <w:jc w:val="center"/>
+            </w:pPr>
+            <w:r>
+              <w:rPr>
+                <w:rFonts w:ascii="Times New Roman" w:hAnsi="Times New Roman" w:cs="Times New Roman" w:eastAsia="Times New Roman"/>
+                <w:b w:val="0"/>
+                <w:i w:val="0"/>
+                <w:sz w:val="20"/>
+              </w:rPr>
+              <w:t>0.25</w:t>
+            </w:r>
+          </w:p>
+        </w:tc>
+        <w:tc>
+          <w:tcPr>
+            <w:tcW w:type="dxa" w:w="1100"/>
           </w:tcPr>
           <w:p>
             <w:pPr>
@@ -1603,7 +1755,28 @@
                 <w:i w:val="0"/>
                 <w:sz w:val="20"/>
               </w:rPr>
-              <w:t>170</w:t>
+              <w:t>310</w:t>
+            </w:r>
+          </w:p>
+        </w:tc>
+        <w:tc>
+          <w:tcPr>
+            <w:tcW w:type="dxa" w:w="900"/>
+          </w:tcPr>
+          <w:p>
+            <w:pPr>
+              <w:keepNext/>
+              <w:spacing w:before="0" w:after="0"/>
+              <w:jc w:val="center"/>
+            </w:pPr>
+            <w:r>
+              <w:rPr>
+                <w:rFonts w:ascii="Times New Roman" w:hAnsi="Times New Roman" w:cs="Times New Roman" w:eastAsia="Times New Roman"/>
+                <w:b w:val="0"/>
+                <w:i w:val="0"/>
+                <w:sz w:val="20"/>
+              </w:rPr>
+              <w:t>0.75</w:t>
             </w:r>
           </w:p>
         </w:tc>
@@ -1624,13 +1797,191 @@
                 <w:i w:val="0"/>
                 <w:sz w:val="20"/>
               </w:rPr>
-              <w:t>0.25</w:t>
+              <w:t>0.50</w:t>
+            </w:r>
+          </w:p>
+        </w:tc>
+      </w:tr>
+      <w:tr>
+        <w:trPr>
+          <w:cantSplit/>
+        </w:trPr>
+        <w:tc>
+          <w:tcPr>
+            <w:tcW w:type="dxa" w:w="3660"/>
+          </w:tcPr>
+          <w:p>
+            <w:pPr>
+              <w:keepNext/>
+              <w:spacing w:before="0" w:after="0"/>
+              <w:jc w:val="left"/>
+            </w:pPr>
+            <w:r>
+              <w:rPr>
+                <w:rFonts w:ascii="Times New Roman" w:hAnsi="Times New Roman" w:cs="Times New Roman" w:eastAsia="Times New Roman"/>
+                <w:b w:val="0"/>
+                <w:i w:val="0"/>
+                <w:sz w:val="20"/>
+              </w:rPr>
+              <w:t>Process Improvement Specialist II (AP Business Analyst)</w:t>
             </w:r>
           </w:p>
         </w:tc>
         <w:tc>
           <w:tcPr>
-            <w:tcW w:type="dxa" w:w="1200"/>
+            <w:tcW w:type="dxa" w:w="900"/>
+          </w:tcPr>
+          <w:p>
+            <w:pPr>
+              <w:keepNext/>
+              <w:spacing w:before="0" w:after="0"/>
+              <w:jc w:val="center"/>
+            </w:pPr>
+            <w:r>
+              <w:rPr>
+                <w:rFonts w:ascii="Times New Roman" w:hAnsi="Times New Roman" w:cs="Times New Roman" w:eastAsia="Times New Roman"/>
+                <w:b w:val="0"/>
+                <w:i w:val="0"/>
+                <w:sz w:val="20"/>
+              </w:rPr>
+              <w:t>1.00</w:t>
+            </w:r>
+          </w:p>
+        </w:tc>
+        <w:tc>
+          <w:tcPr>
+            <w:tcW w:type="dxa" w:w="900"/>
+          </w:tcPr>
+          <w:p>
+            <w:pPr>
+              <w:keepNext/>
+              <w:spacing w:before="0" w:after="0"/>
+              <w:jc w:val="center"/>
+            </w:pPr>
+            <w:r>
+              <w:rPr>
+                <w:rFonts w:ascii="Times New Roman" w:hAnsi="Times New Roman" w:cs="Times New Roman" w:eastAsia="Times New Roman"/>
+                <w:b w:val="0"/>
+                <w:i w:val="0"/>
+                <w:sz w:val="20"/>
+              </w:rPr>
+              <w:t>0.75</w:t>
+            </w:r>
+          </w:p>
+        </w:tc>
+        <w:tc>
+          <w:tcPr>
+            <w:tcW w:type="dxa" w:w="900"/>
+          </w:tcPr>
+          <w:p>
+            <w:pPr>
+              <w:keepNext/>
+              <w:spacing w:before="0" w:after="0"/>
+              <w:jc w:val="center"/>
+            </w:pPr>
+            <w:r>
+              <w:rPr>
+                <w:rFonts w:ascii="Times New Roman" w:hAnsi="Times New Roman" w:cs="Times New Roman" w:eastAsia="Times New Roman"/>
+                <w:b w:val="0"/>
+                <w:i w:val="0"/>
+                <w:sz w:val="20"/>
+              </w:rPr>
+              <w:t>1.00</w:t>
+            </w:r>
+          </w:p>
+        </w:tc>
+        <w:tc>
+          <w:tcPr>
+            <w:tcW w:type="dxa" w:w="1100"/>
+          </w:tcPr>
+          <w:p>
+            <w:pPr>
+              <w:keepNext/>
+              <w:spacing w:before="0" w:after="0"/>
+              <w:jc w:val="right"/>
+            </w:pPr>
+            <w:r>
+              <w:rPr>
+                <w:rFonts w:ascii="Times New Roman" w:hAnsi="Times New Roman" w:cs="Times New Roman" w:eastAsia="Times New Roman"/>
+                <w:b w:val="0"/>
+                <w:i w:val="0"/>
+                <w:sz w:val="20"/>
+              </w:rPr>
+              <w:t>460</w:t>
+            </w:r>
+          </w:p>
+        </w:tc>
+        <w:tc>
+          <w:tcPr>
+            <w:tcW w:type="dxa" w:w="900"/>
+          </w:tcPr>
+          <w:p>
+            <w:pPr>
+              <w:keepNext/>
+              <w:spacing w:before="0" w:after="0"/>
+              <w:jc w:val="center"/>
+            </w:pPr>
+            <w:r>
+              <w:rPr>
+                <w:rFonts w:ascii="Times New Roman" w:hAnsi="Times New Roman" w:cs="Times New Roman" w:eastAsia="Times New Roman"/>
+                <w:b w:val="0"/>
+                <w:i w:val="0"/>
+                <w:sz w:val="20"/>
+              </w:rPr>
+              <w:t>0.50</w:t>
+            </w:r>
+          </w:p>
+        </w:tc>
+        <w:tc>
+          <w:tcPr>
+            <w:tcW w:type="dxa" w:w="1000"/>
+          </w:tcPr>
+          <w:p>
+            <w:pPr>
+              <w:keepNext/>
+              <w:spacing w:before="0" w:after="0"/>
+              <w:jc w:val="center"/>
+            </w:pPr>
+            <w:r>
+              <w:rPr>
+                <w:rFonts w:ascii="Times New Roman" w:hAnsi="Times New Roman" w:cs="Times New Roman" w:eastAsia="Times New Roman"/>
+                <w:b w:val="0"/>
+                <w:i w:val="0"/>
+                <w:sz w:val="20"/>
+              </w:rPr>
+              <w:t>0.50</w:t>
+            </w:r>
+          </w:p>
+        </w:tc>
+      </w:tr>
+      <w:tr>
+        <w:trPr>
+          <w:cantSplit/>
+        </w:trPr>
+        <w:tc>
+          <w:tcPr>
+            <w:tcW w:type="dxa" w:w="3660"/>
+          </w:tcPr>
+          <w:p>
+            <w:pPr>
+              <w:keepNext/>
+              <w:spacing w:before="0" w:after="0"/>
+              <w:jc w:val="left"/>
+            </w:pPr>
+            <w:r>
+              <w:rPr>
+                <w:rFonts w:ascii="Times New Roman" w:hAnsi="Times New Roman" w:cs="Times New Roman" w:eastAsia="Times New Roman"/>
+                <w:b w:val="0"/>
+                <w:i w:val="0"/>
+                <w:sz w:val="20"/>
+              </w:rPr>
+              <w:t>Data Scientist II (AI/ML)</w:t>
+            </w:r>
+          </w:p>
+        </w:tc>
+        <w:tc>
+          <w:tcPr>
+            <w:tcW w:type="dxa" w:w="900"/>
           </w:tcPr>
           <w:p>
             <w:pPr>
@@ -1649,20 +2000,15 @@
             </w:r>
           </w:p>
         </w:tc>
-      </w:tr>
-      <w:tr>
-        <w:trPr>
-          <w:cantSplit/>
-        </w:trPr>
         <w:tc>
           <w:tcPr>
-            <w:tcW w:type="dxa" w:w="2960"/>
+            <w:tcW w:type="dxa" w:w="900"/>
           </w:tcPr>
           <w:p>
             <w:pPr>
               <w:keepNext/>
               <w:spacing w:before="0" w:after="0"/>
-              <w:jc w:val="left"/>
+              <w:jc w:val="center"/>
             </w:pPr>
             <w:r>
               <w:rPr>
@@ -1671,13 +2017,55 @@
                 <w:i w:val="0"/>
                 <w:sz w:val="20"/>
               </w:rPr>
-              <w:t>Manager - Developer (Solution Architect)</w:t>
+              <w:t>1.00</w:t>
             </w:r>
           </w:p>
         </w:tc>
         <w:tc>
           <w:tcPr>
-            <w:tcW w:type="dxa" w:w="1000"/>
+            <w:tcW w:type="dxa" w:w="900"/>
+          </w:tcPr>
+          <w:p>
+            <w:pPr>
+              <w:keepNext/>
+              <w:spacing w:before="0" w:after="0"/>
+              <w:jc w:val="center"/>
+            </w:pPr>
+            <w:r>
+              <w:rPr>
+                <w:rFonts w:ascii="Times New Roman" w:hAnsi="Times New Roman" w:cs="Times New Roman" w:eastAsia="Times New Roman"/>
+                <w:b w:val="0"/>
+                <w:i w:val="0"/>
+                <w:sz w:val="20"/>
+              </w:rPr>
+              <w:t>1.00</w:t>
+            </w:r>
+          </w:p>
+        </w:tc>
+        <w:tc>
+          <w:tcPr>
+            <w:tcW w:type="dxa" w:w="1100"/>
+          </w:tcPr>
+          <w:p>
+            <w:pPr>
+              <w:keepNext/>
+              <w:spacing w:before="0" w:after="0"/>
+              <w:jc w:val="right"/>
+            </w:pPr>
+            <w:r>
+              <w:rPr>
+                <w:rFonts w:ascii="Times New Roman" w:hAnsi="Times New Roman" w:cs="Times New Roman" w:eastAsia="Times New Roman"/>
+                <w:b w:val="0"/>
+                <w:i w:val="0"/>
+                <w:sz w:val="20"/>
+              </w:rPr>
+              <w:t>400</w:t>
+            </w:r>
+          </w:p>
+        </w:tc>
+        <w:tc>
+          <w:tcPr>
+            <w:tcW w:type="dxa" w:w="900"/>
           </w:tcPr>
           <w:p>
             <w:pPr>
@@ -1717,9 +2105,35 @@
             </w:r>
           </w:p>
         </w:tc>
+      </w:tr>
+      <w:tr>
+        <w:trPr>
+          <w:cantSplit/>
+        </w:trPr>
         <w:tc>
           <w:tcPr>
-            <w:tcW w:type="dxa" w:w="1000"/>
+            <w:tcW w:type="dxa" w:w="3660"/>
+          </w:tcPr>
+          <w:p>
+            <w:pPr>
+              <w:keepNext/>
+              <w:spacing w:before="0" w:after="0"/>
+              <w:jc w:val="left"/>
+            </w:pPr>
+            <w:r>
+              <w:rPr>
+                <w:rFonts w:ascii="Times New Roman" w:hAnsi="Times New Roman" w:cs="Times New Roman" w:eastAsia="Times New Roman"/>
+                <w:b w:val="0"/>
+                <w:i w:val="0"/>
+                <w:sz w:val="20"/>
+              </w:rPr>
+              <w:t>Data Scientist II (Full Stack)</w:t>
+            </w:r>
+          </w:p>
+        </w:tc>
+        <w:tc>
+          <w:tcPr>
+            <w:tcW w:type="dxa" w:w="900"/>
           </w:tcPr>
           <w:p>
             <w:pPr>
@@ -1734,102 +2148,12 @@
                 <w:i w:val="0"/>
                 <w:sz w:val="20"/>
               </w:rPr>
-              <w:t>0.25</w:t>
             </w:r>
           </w:p>
         </w:tc>
         <w:tc>
           <w:tcPr>
-            <w:tcW w:type="dxa" w:w="1200"/>
-          </w:tcPr>
-          <w:p>
-            <w:pPr>
-              <w:keepNext/>
-              <w:spacing w:before="0" w:after="0"/>
-              <w:jc w:val="right"/>
-            </w:pPr>
-            <w:r>
-              <w:rPr>
-                <w:rFonts w:ascii="Times New Roman" w:hAnsi="Times New Roman" w:cs="Times New Roman" w:eastAsia="Times New Roman"/>
-                <w:b w:val="0"/>
-                <w:i w:val="0"/>
-                <w:sz w:val="20"/>
-              </w:rPr>
-              <w:t>310</w:t>
-            </w:r>
-          </w:p>
-        </w:tc>
-        <w:tc>
-          <w:tcPr>
-            <w:tcW w:type="dxa" w:w="1000"/>
-          </w:tcPr>
-          <w:p>
-            <w:pPr>
-              <w:keepNext/>
-              <w:spacing w:before="0" w:after="0"/>
-              <w:jc w:val="center"/>
-            </w:pPr>
-            <w:r>
-              <w:rPr>
-                <w:rFonts w:ascii="Times New Roman" w:hAnsi="Times New Roman" w:cs="Times New Roman" w:eastAsia="Times New Roman"/>
-                <w:b w:val="0"/>
-                <w:i w:val="0"/>
-                <w:sz w:val="20"/>
-              </w:rPr>
-              <w:t>0.75</w:t>
-            </w:r>
-          </w:p>
-        </w:tc>
-        <w:tc>
-          <w:tcPr>
-            <w:tcW w:type="dxa" w:w="1200"/>
-          </w:tcPr>
-          <w:p>
-            <w:pPr>
-              <w:keepNext/>
-              <w:spacing w:before="0" w:after="0"/>
-              <w:jc w:val="center"/>
-            </w:pPr>
-            <w:r>
-              <w:rPr>
-                <w:rFonts w:ascii="Times New Roman" w:hAnsi="Times New Roman" w:cs="Times New Roman" w:eastAsia="Times New Roman"/>
-                <w:b w:val="0"/>
-                <w:i w:val="0"/>
-                <w:sz w:val="20"/>
-              </w:rPr>
-              <w:t>0.50</w:t>
-            </w:r>
-          </w:p>
-        </w:tc>
-      </w:tr>
-      <w:tr>
-        <w:trPr>
-          <w:cantSplit/>
-        </w:trPr>
-        <w:tc>
-          <w:tcPr>
-            <w:tcW w:type="dxa" w:w="2960"/>
-          </w:tcPr>
-          <w:p>
-            <w:pPr>
-              <w:keepNext/>
-              <w:spacing w:before="0" w:after="0"/>
-              <w:jc w:val="left"/>
-            </w:pPr>
-            <w:r>
-              <w:rPr>
-                <w:rFonts w:ascii="Times New Roman" w:hAnsi="Times New Roman" w:cs="Times New Roman" w:eastAsia="Times New Roman"/>
-                <w:b w:val="0"/>
-                <w:i w:val="0"/>
-                <w:sz w:val="20"/>
-              </w:rPr>
-              <w:t>Senior (Business Analyst and AP Process Specialist)</w:t>
-            </w:r>
-          </w:p>
-        </w:tc>
-        <w:tc>
-          <w:tcPr>
-            <w:tcW w:type="dxa" w:w="1000"/>
+            <w:tcW w:type="dxa" w:w="900"/>
           </w:tcPr>
           <w:p>
             <w:pPr>
@@ -1850,70 +2174,7 @@
         </w:tc>
         <w:tc>
           <w:tcPr>
-            <w:tcW w:type="dxa" w:w="1000"/>
-          </w:tcPr>
-          <w:p>
-            <w:pPr>
-              <w:keepNext/>
-              <w:spacing w:before="0" w:after="0"/>
-              <w:jc w:val="center"/>
-            </w:pPr>
-            <w:r>
-              <w:rPr>
-                <w:rFonts w:ascii="Times New Roman" w:hAnsi="Times New Roman" w:cs="Times New Roman" w:eastAsia="Times New Roman"/>
-                <w:b w:val="0"/>
-                <w:i w:val="0"/>
-                <w:sz w:val="20"/>
-              </w:rPr>
-              <w:t>0.75</w:t>
-            </w:r>
-          </w:p>
-        </w:tc>
-        <w:tc>
-          <w:tcPr>
-            <w:tcW w:type="dxa" w:w="1000"/>
-          </w:tcPr>
-          <w:p>
-            <w:pPr>
-              <w:keepNext/>
-              <w:spacing w:before="0" w:after="0"/>
-              <w:jc w:val="center"/>
-            </w:pPr>
-            <w:r>
-              <w:rPr>
-                <w:rFonts w:ascii="Times New Roman" w:hAnsi="Times New Roman" w:cs="Times New Roman" w:eastAsia="Times New Roman"/>
-                <w:b w:val="0"/>
-                <w:i w:val="0"/>
-                <w:sz w:val="20"/>
-              </w:rPr>
-              <w:t>1.00</w:t>
-            </w:r>
-          </w:p>
-        </w:tc>
-        <w:tc>
-          <w:tcPr>
-            <w:tcW w:type="dxa" w:w="1200"/>
-          </w:tcPr>
-          <w:p>
-            <w:pPr>
-              <w:keepNext/>
-              <w:spacing w:before="0" w:after="0"/>
-              <w:jc w:val="right"/>
-            </w:pPr>
-            <w:r>
-              <w:rPr>
-                <w:rFonts w:ascii="Times New Roman" w:hAnsi="Times New Roman" w:cs="Times New Roman" w:eastAsia="Times New Roman"/>
-                <w:b w:val="0"/>
-                <w:i w:val="0"/>
-                <w:sz w:val="20"/>
-              </w:rPr>
-              <w:t>460</w:t>
-            </w:r>
-          </w:p>
-        </w:tc>
-        <w:tc>
-          <w:tcPr>
-            <w:tcW w:type="dxa" w:w="1000"/>
+            <w:tcW w:type="dxa" w:w="900"/>
           </w:tcPr>
           <w:p>
             <w:pPr>
@@ -1934,13 +2195,13 @@
         </w:tc>
         <w:tc>
           <w:tcPr>
-            <w:tcW w:type="dxa" w:w="1200"/>
+            <w:tcW w:type="dxa" w:w="1100"/>
           </w:tcPr>
           <w:p>
             <w:pPr>
               <w:keepNext/>
               <w:spacing w:before="0" w:after="0"/>
-              <w:jc w:val="center"/>
+              <w:jc w:val="right"/>
             </w:pPr>
             <w:r>
               <w:rPr>
@@ -1949,60 +2210,13 @@
                 <w:i w:val="0"/>
                 <w:sz w:val="20"/>
               </w:rPr>
-              <w:t>0.50</w:t>
-            </w:r>
-          </w:p>
-        </w:tc>
-      </w:tr>
-      <w:tr>
-        <w:trPr>
-          <w:cantSplit/>
-        </w:trPr>
-        <w:tc>
-          <w:tcPr>
-            <w:tcW w:type="dxa" w:w="2960"/>
-          </w:tcPr>
-          <w:p>
-            <w:pPr>
-              <w:keepNext/>
-              <w:spacing w:before="0" w:after="0"/>
-              <w:jc w:val="left"/>
-            </w:pPr>
-            <w:r>
-              <w:rPr>
-                <w:rFonts w:ascii="Times New Roman" w:hAnsi="Times New Roman" w:cs="Times New Roman" w:eastAsia="Times New Roman"/>
-                <w:b w:val="0"/>
-                <w:i w:val="0"/>
-                <w:sz w:val="20"/>
-              </w:rPr>
-              <w:t>Senior - Developer (AI/ML)</w:t>
+              <w:t>300</w:t>
             </w:r>
           </w:p>
         </w:tc>
         <w:tc>
           <w:tcPr>
-            <w:tcW w:type="dxa" w:w="1000"/>
-          </w:tcPr>
-          <w:p>
-            <w:pPr>
-              <w:keepNext/>
-              <w:spacing w:before="0" w:after="0"/>
-              <w:jc w:val="center"/>
-            </w:pPr>
-            <w:r>
-              <w:rPr>
-                <w:rFonts w:ascii="Times New Roman" w:hAnsi="Times New Roman" w:cs="Times New Roman" w:eastAsia="Times New Roman"/>
-                <w:b w:val="0"/>
-                <w:i w:val="0"/>
-                <w:sz w:val="20"/>
-              </w:rPr>
-              <w:t>0.25</w:t>
-            </w:r>
-          </w:p>
-        </w:tc>
-        <w:tc>
-          <w:tcPr>
-            <w:tcW w:type="dxa" w:w="1000"/>
+            <w:tcW w:type="dxa" w:w="900"/>
           </w:tcPr>
           <w:p>
             <w:pPr>
@@ -2042,9 +2256,95 @@
             </w:r>
           </w:p>
         </w:tc>
+      </w:tr>
+      <w:tr>
+        <w:trPr>
+          <w:cantSplit/>
+        </w:trPr>
         <w:tc>
           <w:tcPr>
-            <w:tcW w:type="dxa" w:w="1200"/>
+            <w:tcW w:type="dxa" w:w="3660"/>
+          </w:tcPr>
+          <w:p>
+            <w:pPr>
+              <w:keepNext/>
+              <w:spacing w:before="0" w:after="0"/>
+              <w:jc w:val="left"/>
+            </w:pPr>
+            <w:r>
+              <w:rPr>
+                <w:rFonts w:ascii="Times New Roman" w:hAnsi="Times New Roman" w:cs="Times New Roman" w:eastAsia="Times New Roman"/>
+                <w:b w:val="0"/>
+                <w:i w:val="0"/>
+                <w:sz w:val="20"/>
+              </w:rPr>
+              <w:t>Data Scientist II (Test and Quality Lead)</w:t>
+            </w:r>
+          </w:p>
+        </w:tc>
+        <w:tc>
+          <w:tcPr>
+            <w:tcW w:type="dxa" w:w="900"/>
+          </w:tcPr>
+          <w:p>
+            <w:pPr>
+              <w:keepNext/>
+              <w:spacing w:before="0" w:after="0"/>
+              <w:jc w:val="center"/>
+            </w:pPr>
+            <w:r>
+              <w:rPr>
+                <w:rFonts w:ascii="Times New Roman" w:hAnsi="Times New Roman" w:cs="Times New Roman" w:eastAsia="Times New Roman"/>
+                <w:b w:val="0"/>
+                <w:i w:val="0"/>
+                <w:sz w:val="20"/>
+              </w:rPr>
+            </w:r>
+          </w:p>
+        </w:tc>
+        <w:tc>
+          <w:tcPr>
+            <w:tcW w:type="dxa" w:w="900"/>
+          </w:tcPr>
+          <w:p>
+            <w:pPr>
+              <w:keepNext/>
+              <w:spacing w:before="0" w:after="0"/>
+              <w:jc w:val="center"/>
+            </w:pPr>
+            <w:r>
+              <w:rPr>
+                <w:rFonts w:ascii="Times New Roman" w:hAnsi="Times New Roman" w:cs="Times New Roman" w:eastAsia="Times New Roman"/>
+                <w:b w:val="0"/>
+                <w:i w:val="0"/>
+                <w:sz w:val="20"/>
+              </w:rPr>
+            </w:r>
+          </w:p>
+        </w:tc>
+        <w:tc>
+          <w:tcPr>
+            <w:tcW w:type="dxa" w:w="900"/>
+          </w:tcPr>
+          <w:p>
+            <w:pPr>
+              <w:keepNext/>
+              <w:spacing w:before="0" w:after="0"/>
+              <w:jc w:val="center"/>
+            </w:pPr>
+            <w:r>
+              <w:rPr>
+                <w:rFonts w:ascii="Times New Roman" w:hAnsi="Times New Roman" w:cs="Times New Roman" w:eastAsia="Times New Roman"/>
+                <w:b w:val="0"/>
+                <w:i w:val="0"/>
+                <w:sz w:val="20"/>
+              </w:rPr>
+            </w:r>
+          </w:p>
+        </w:tc>
+        <w:tc>
+          <w:tcPr>
+            <w:tcW w:type="dxa" w:w="1100"/>
           </w:tcPr>
           <w:p>
             <w:pPr>
@@ -2059,13 +2359,12 @@
                 <w:i w:val="0"/>
                 <w:sz w:val="20"/>
               </w:rPr>
-              <w:t>400</w:t>
             </w:r>
           </w:p>
         </w:tc>
         <w:tc>
           <w:tcPr>
-            <w:tcW w:type="dxa" w:w="1000"/>
+            <w:tcW w:type="dxa" w:w="900"/>
           </w:tcPr>
           <w:p>
             <w:pPr>
@@ -2080,13 +2379,13 @@
                 <w:i w:val="0"/>
                 <w:sz w:val="20"/>
               </w:rPr>
-              <w:t>1.00</w:t>
+              <w:t>0.50</w:t>
             </w:r>
           </w:p>
         </w:tc>
         <w:tc>
           <w:tcPr>
-            <w:tcW w:type="dxa" w:w="1200"/>
+            <w:tcW w:type="dxa" w:w="1000"/>
           </w:tcPr>
           <w:p>
             <w:pPr>
@@ -2112,7 +2411,7 @@
         </w:trPr>
         <w:tc>
           <w:tcPr>
-            <w:tcW w:type="dxa" w:w="2960"/>
+            <w:tcW w:type="dxa" w:w="3660"/>
           </w:tcPr>
           <w:p>
             <w:pPr>
@@ -2127,13 +2426,93 @@
                 <w:i w:val="0"/>
                 <w:sz w:val="20"/>
               </w:rPr>
-              <w:t>Senior - Developer (Full Stack)</w:t>
+              <w:t>Process Improvement Specialist II (Change and Training Lead)</w:t>
             </w:r>
           </w:p>
         </w:tc>
         <w:tc>
           <w:tcPr>
-            <w:tcW w:type="dxa" w:w="1000"/>
+            <w:tcW w:type="dxa" w:w="900"/>
+          </w:tcPr>
+          <w:p>
+            <w:pPr>
+              <w:keepNext/>
+              <w:spacing w:before="0" w:after="0"/>
+              <w:jc w:val="center"/>
+            </w:pPr>
+            <w:r>
+              <w:rPr>
+                <w:rFonts w:ascii="Times New Roman" w:hAnsi="Times New Roman" w:cs="Times New Roman" w:eastAsia="Times New Roman"/>
+                <w:b w:val="0"/>
+                <w:i w:val="0"/>
+                <w:sz w:val="20"/>
+              </w:rPr>
+            </w:r>
+          </w:p>
+        </w:tc>
+        <w:tc>
+          <w:tcPr>
+            <w:tcW w:type="dxa" w:w="900"/>
+          </w:tcPr>
+          <w:p>
+            <w:pPr>
+              <w:keepNext/>
+              <w:spacing w:before="0" w:after="0"/>
+              <w:jc w:val="center"/>
+            </w:pPr>
+            <w:r>
+              <w:rPr>
+                <w:rFonts w:ascii="Times New Roman" w:hAnsi="Times New Roman" w:cs="Times New Roman" w:eastAsia="Times New Roman"/>
+                <w:b w:val="0"/>
+                <w:i w:val="0"/>
+                <w:sz w:val="20"/>
+              </w:rPr>
+            </w:r>
+          </w:p>
+        </w:tc>
+        <w:tc>
+          <w:tcPr>
+            <w:tcW w:type="dxa" w:w="900"/>
+          </w:tcPr>
+          <w:p>
+            <w:pPr>
+              <w:keepNext/>
+              <w:spacing w:before="0" w:after="0"/>
+              <w:jc w:val="center"/>
+            </w:pPr>
+            <w:r>
+              <w:rPr>
+                <w:rFonts w:ascii="Times New Roman" w:hAnsi="Times New Roman" w:cs="Times New Roman" w:eastAsia="Times New Roman"/>
+                <w:b w:val="0"/>
+                <w:i w:val="0"/>
+                <w:sz w:val="20"/>
+              </w:rPr>
+            </w:r>
+          </w:p>
+        </w:tc>
+        <w:tc>
+          <w:tcPr>
+            <w:tcW w:type="dxa" w:w="1100"/>
+          </w:tcPr>
+          <w:p>
+            <w:pPr>
+              <w:keepNext/>
+              <w:spacing w:before="0" w:after="0"/>
+              <w:jc w:val="right"/>
+            </w:pPr>
+            <w:r>
+              <w:rPr>
+                <w:rFonts w:ascii="Times New Roman" w:hAnsi="Times New Roman" w:cs="Times New Roman" w:eastAsia="Times New Roman"/>
+                <w:b w:val="0"/>
+                <w:i w:val="0"/>
+                <w:sz w:val="20"/>
+              </w:rPr>
+            </w:r>
+          </w:p>
+        </w:tc>
+        <w:tc>
+          <w:tcPr>
+            <w:tcW w:type="dxa" w:w="900"/>
           </w:tcPr>
           <w:p>
             <w:pPr>
@@ -2172,90 +2551,6 @@
             </w:r>
           </w:p>
         </w:tc>
-        <w:tc>
-          <w:tcPr>
-            <w:tcW w:type="dxa" w:w="1000"/>
-          </w:tcPr>
-          <w:p>
-            <w:pPr>
-              <w:keepNext/>
-              <w:spacing w:before="0" w:after="0"/>
-              <w:jc w:val="center"/>
-            </w:pPr>
-            <w:r>
-              <w:rPr>
-                <w:rFonts w:ascii="Times New Roman" w:hAnsi="Times New Roman" w:cs="Times New Roman" w:eastAsia="Times New Roman"/>
-                <w:b w:val="0"/>
-                <w:i w:val="0"/>
-                <w:sz w:val="20"/>
-              </w:rPr>
-              <w:t>0.50</w:t>
-            </w:r>
-          </w:p>
-        </w:tc>
-        <w:tc>
-          <w:tcPr>
-            <w:tcW w:type="dxa" w:w="1200"/>
-          </w:tcPr>
-          <w:p>
-            <w:pPr>
-              <w:keepNext/>
-              <w:spacing w:before="0" w:after="0"/>
-              <w:jc w:val="right"/>
-            </w:pPr>
-            <w:r>
-              <w:rPr>
-                <w:rFonts w:ascii="Times New Roman" w:hAnsi="Times New Roman" w:cs="Times New Roman" w:eastAsia="Times New Roman"/>
-                <w:b w:val="0"/>
-                <w:i w:val="0"/>
-                <w:sz w:val="20"/>
-              </w:rPr>
-              <w:t>300</w:t>
-            </w:r>
-          </w:p>
-        </w:tc>
-        <w:tc>
-          <w:tcPr>
-            <w:tcW w:type="dxa" w:w="1000"/>
-          </w:tcPr>
-          <w:p>
-            <w:pPr>
-              <w:keepNext/>
-              <w:spacing w:before="0" w:after="0"/>
-              <w:jc w:val="center"/>
-            </w:pPr>
-            <w:r>
-              <w:rPr>
-                <w:rFonts w:ascii="Times New Roman" w:hAnsi="Times New Roman" w:cs="Times New Roman" w:eastAsia="Times New Roman"/>
-                <w:b w:val="0"/>
-                <w:i w:val="0"/>
-                <w:sz w:val="20"/>
-              </w:rPr>
-              <w:t>1.00</w:t>
-            </w:r>
-          </w:p>
-        </w:tc>
-        <w:tc>
-          <w:tcPr>
-            <w:tcW w:type="dxa" w:w="1200"/>
-          </w:tcPr>
-          <w:p>
-            <w:pPr>
-              <w:keepNext/>
-              <w:spacing w:before="0" w:after="0"/>
-              <w:jc w:val="center"/>
-            </w:pPr>
-            <w:r>
-              <w:rPr>
-                <w:rFonts w:ascii="Times New Roman" w:hAnsi="Times New Roman" w:cs="Times New Roman" w:eastAsia="Times New Roman"/>
-                <w:b w:val="0"/>
-                <w:i w:val="0"/>
-                <w:sz w:val="20"/>
-              </w:rPr>
-              <w:t>1.00</w:t>
-            </w:r>
-          </w:p>
-        </w:tc>
       </w:tr>
       <w:tr>
         <w:trPr>
@@ -2263,302 +2558,7 @@
         </w:trPr>
         <w:tc>
           <w:tcPr>
-            <w:tcW w:type="dxa" w:w="2960"/>
-          </w:tcPr>
-          <w:p>
-            <w:pPr>
-              <w:keepNext/>
-              <w:spacing w:before="0" w:after="0"/>
-              <w:jc w:val="left"/>
-            </w:pPr>
-            <w:r>
-              <w:rPr>
-                <w:rFonts w:ascii="Times New Roman" w:hAnsi="Times New Roman" w:cs="Times New Roman" w:eastAsia="Times New Roman"/>
-                <w:b w:val="0"/>
-                <w:i w:val="0"/>
-                <w:sz w:val="20"/>
-              </w:rPr>
-              <w:t>Senior - Developer (Test and Quality Lead)</w:t>
-            </w:r>
-          </w:p>
-        </w:tc>
-        <w:tc>
-          <w:tcPr>
-            <w:tcW w:type="dxa" w:w="1000"/>
-          </w:tcPr>
-          <w:p>
-            <w:pPr>
-              <w:keepNext/>
-              <w:spacing w:before="0" w:after="0"/>
-              <w:jc w:val="center"/>
-            </w:pPr>
-            <w:r>
-              <w:rPr>
-                <w:rFonts w:ascii="Times New Roman" w:hAnsi="Times New Roman" w:cs="Times New Roman" w:eastAsia="Times New Roman"/>
-                <w:b w:val="0"/>
-                <w:i w:val="0"/>
-                <w:sz w:val="20"/>
-              </w:rPr>
-            </w:r>
-          </w:p>
-        </w:tc>
-        <w:tc>
-          <w:tcPr>
-            <w:tcW w:type="dxa" w:w="1000"/>
-          </w:tcPr>
-          <w:p>
-            <w:pPr>
-              <w:keepNext/>
-              <w:spacing w:before="0" w:after="0"/>
-              <w:jc w:val="center"/>
-            </w:pPr>
-            <w:r>
-              <w:rPr>
-                <w:rFonts w:ascii="Times New Roman" w:hAnsi="Times New Roman" w:cs="Times New Roman" w:eastAsia="Times New Roman"/>
-                <w:b w:val="0"/>
-                <w:i w:val="0"/>
-                <w:sz w:val="20"/>
-              </w:rPr>
-            </w:r>
-          </w:p>
-        </w:tc>
-        <w:tc>
-          <w:tcPr>
-            <w:tcW w:type="dxa" w:w="1000"/>
-          </w:tcPr>
-          <w:p>
-            <w:pPr>
-              <w:keepNext/>
-              <w:spacing w:before="0" w:after="0"/>
-              <w:jc w:val="center"/>
-            </w:pPr>
-            <w:r>
-              <w:rPr>
-                <w:rFonts w:ascii="Times New Roman" w:hAnsi="Times New Roman" w:cs="Times New Roman" w:eastAsia="Times New Roman"/>
-                <w:b w:val="0"/>
-                <w:i w:val="0"/>
-                <w:sz w:val="20"/>
-              </w:rPr>
-            </w:r>
-          </w:p>
-        </w:tc>
-        <w:tc>
-          <w:tcPr>
-            <w:tcW w:type="dxa" w:w="1200"/>
-          </w:tcPr>
-          <w:p>
-            <w:pPr>
-              <w:keepNext/>
-              <w:spacing w:before="0" w:after="0"/>
-              <w:jc w:val="right"/>
-            </w:pPr>
-            <w:r>
-              <w:rPr>
-                <w:rFonts w:ascii="Times New Roman" w:hAnsi="Times New Roman" w:cs="Times New Roman" w:eastAsia="Times New Roman"/>
-                <w:b w:val="0"/>
-                <w:i w:val="0"/>
-                <w:sz w:val="20"/>
-              </w:rPr>
-            </w:r>
-          </w:p>
-        </w:tc>
-        <w:tc>
-          <w:tcPr>
-            <w:tcW w:type="dxa" w:w="1000"/>
-          </w:tcPr>
-          <w:p>
-            <w:pPr>
-              <w:keepNext/>
-              <w:spacing w:before="0" w:after="0"/>
-              <w:jc w:val="center"/>
-            </w:pPr>
-            <w:r>
-              <w:rPr>
-                <w:rFonts w:ascii="Times New Roman" w:hAnsi="Times New Roman" w:cs="Times New Roman" w:eastAsia="Times New Roman"/>
-                <w:b w:val="0"/>
-                <w:i w:val="0"/>
-                <w:sz w:val="20"/>
-              </w:rPr>
-              <w:t>0.50</w:t>
-            </w:r>
-          </w:p>
-        </w:tc>
-        <w:tc>
-          <w:tcPr>
-            <w:tcW w:type="dxa" w:w="1200"/>
-          </w:tcPr>
-          <w:p>
-            <w:pPr>
-              <w:keepNext/>
-              <w:spacing w:before="0" w:after="0"/>
-              <w:jc w:val="center"/>
-            </w:pPr>
-            <w:r>
-              <w:rPr>
-                <w:rFonts w:ascii="Times New Roman" w:hAnsi="Times New Roman" w:cs="Times New Roman" w:eastAsia="Times New Roman"/>
-                <w:b w:val="0"/>
-                <w:i w:val="0"/>
-                <w:sz w:val="20"/>
-              </w:rPr>
-              <w:t>0.50</w:t>
-            </w:r>
-          </w:p>
-        </w:tc>
-      </w:tr>
-      <w:tr>
-        <w:trPr>
-          <w:cantSplit/>
-        </w:trPr>
-        <w:tc>
-          <w:tcPr>
-            <w:tcW w:type="dxa" w:w="2960"/>
-          </w:tcPr>
-          <w:p>
-            <w:pPr>
-              <w:keepNext/>
-              <w:spacing w:before="0" w:after="0"/>
-              <w:jc w:val="left"/>
-            </w:pPr>
-            <w:r>
-              <w:rPr>
-                <w:rFonts w:ascii="Times New Roman" w:hAnsi="Times New Roman" w:cs="Times New Roman" w:eastAsia="Times New Roman"/>
-                <w:b w:val="0"/>
-                <w:i w:val="0"/>
-                <w:sz w:val="20"/>
-              </w:rPr>
-              <w:t>Senior (Change Management and Training Lead)</w:t>
-            </w:r>
-          </w:p>
-        </w:tc>
-        <w:tc>
-          <w:tcPr>
-            <w:tcW w:type="dxa" w:w="1000"/>
-          </w:tcPr>
-          <w:p>
-            <w:pPr>
-              <w:keepNext/>
-              <w:spacing w:before="0" w:after="0"/>
-              <w:jc w:val="center"/>
-            </w:pPr>
-            <w:r>
-              <w:rPr>
-                <w:rFonts w:ascii="Times New Roman" w:hAnsi="Times New Roman" w:cs="Times New Roman" w:eastAsia="Times New Roman"/>
-                <w:b w:val="0"/>
-                <w:i w:val="0"/>
-                <w:sz w:val="20"/>
-              </w:rPr>
-            </w:r>
-          </w:p>
-        </w:tc>
-        <w:tc>
-          <w:tcPr>
-            <w:tcW w:type="dxa" w:w="1000"/>
-          </w:tcPr>
-          <w:p>
-            <w:pPr>
-              <w:keepNext/>
-              <w:spacing w:before="0" w:after="0"/>
-              <w:jc w:val="center"/>
-            </w:pPr>
-            <w:r>
-              <w:rPr>
-                <w:rFonts w:ascii="Times New Roman" w:hAnsi="Times New Roman" w:cs="Times New Roman" w:eastAsia="Times New Roman"/>
-                <w:b w:val="0"/>
-                <w:i w:val="0"/>
-                <w:sz w:val="20"/>
-              </w:rPr>
-            </w:r>
-          </w:p>
-        </w:tc>
-        <w:tc>
-          <w:tcPr>
-            <w:tcW w:type="dxa" w:w="1000"/>
-          </w:tcPr>
-          <w:p>
-            <w:pPr>
-              <w:keepNext/>
-              <w:spacing w:before="0" w:after="0"/>
-              <w:jc w:val="center"/>
-            </w:pPr>
-            <w:r>
-              <w:rPr>
-                <w:rFonts w:ascii="Times New Roman" w:hAnsi="Times New Roman" w:cs="Times New Roman" w:eastAsia="Times New Roman"/>
-                <w:b w:val="0"/>
-                <w:i w:val="0"/>
-                <w:sz w:val="20"/>
-              </w:rPr>
-            </w:r>
-          </w:p>
-        </w:tc>
-        <w:tc>
-          <w:tcPr>
-            <w:tcW w:type="dxa" w:w="1200"/>
-          </w:tcPr>
-          <w:p>
-            <w:pPr>
-              <w:keepNext/>
-              <w:spacing w:before="0" w:after="0"/>
-              <w:jc w:val="right"/>
-            </w:pPr>
-            <w:r>
-              <w:rPr>
-                <w:rFonts w:ascii="Times New Roman" w:hAnsi="Times New Roman" w:cs="Times New Roman" w:eastAsia="Times New Roman"/>
-                <w:b w:val="0"/>
-                <w:i w:val="0"/>
-                <w:sz w:val="20"/>
-              </w:rPr>
-            </w:r>
-          </w:p>
-        </w:tc>
-        <w:tc>
-          <w:tcPr>
-            <w:tcW w:type="dxa" w:w="1000"/>
-          </w:tcPr>
-          <w:p>
-            <w:pPr>
-              <w:keepNext/>
-              <w:spacing w:before="0" w:after="0"/>
-              <w:jc w:val="center"/>
-            </w:pPr>
-            <w:r>
-              <w:rPr>
-                <w:rFonts w:ascii="Times New Roman" w:hAnsi="Times New Roman" w:cs="Times New Roman" w:eastAsia="Times New Roman"/>
-                <w:b w:val="0"/>
-                <w:i w:val="0"/>
-                <w:sz w:val="20"/>
-              </w:rPr>
-            </w:r>
-          </w:p>
-        </w:tc>
-        <w:tc>
-          <w:tcPr>
-            <w:tcW w:type="dxa" w:w="1200"/>
-          </w:tcPr>
-          <w:p>
-            <w:pPr>
-              <w:keepNext/>
-              <w:spacing w:before="0" w:after="0"/>
-              <w:jc w:val="center"/>
-            </w:pPr>
-            <w:r>
-              <w:rPr>
-                <w:rFonts w:ascii="Times New Roman" w:hAnsi="Times New Roman" w:cs="Times New Roman" w:eastAsia="Times New Roman"/>
-                <w:b w:val="0"/>
-                <w:i w:val="0"/>
-                <w:sz w:val="20"/>
-              </w:rPr>
-              <w:t>1.00</w:t>
-            </w:r>
-          </w:p>
-        </w:tc>
-      </w:tr>
-      <w:tr>
-        <w:trPr>
-          <w:cantSplit/>
-        </w:trPr>
-        <w:tc>
-          <w:tcPr>
-            <w:tcW w:type="dxa" w:w="2960"/>
+            <w:tcW w:type="dxa" w:w="3660"/>
             <w:shd w:val="clear" w:color="auto" w:fill="DCECC6"/>
           </w:tcPr>
           <w:p>
@@ -2579,7 +2579,7 @@
         </w:tc>
         <w:tc>
           <w:tcPr>
-            <w:tcW w:type="dxa" w:w="1000"/>
+            <w:tcW w:type="dxa" w:w="900"/>
             <w:shd w:val="clear" w:color="auto" w:fill="DCECC6"/>
           </w:tcPr>
           <w:p>
@@ -2600,7 +2600,7 @@
         </w:tc>
         <w:tc>
           <w:tcPr>
-            <w:tcW w:type="dxa" w:w="1000"/>
+            <w:tcW w:type="dxa" w:w="900"/>
             <w:shd w:val="clear" w:color="auto" w:fill="DCECC6"/>
           </w:tcPr>
           <w:p>
@@ -2621,7 +2621,7 @@
         </w:tc>
         <w:tc>
           <w:tcPr>
-            <w:tcW w:type="dxa" w:w="1000"/>
+            <w:tcW w:type="dxa" w:w="900"/>
             <w:shd w:val="clear" w:color="auto" w:fill="DCECC6"/>
           </w:tcPr>
           <w:p>
@@ -2642,7 +2642,7 @@
         </w:tc>
         <w:tc>
           <w:tcPr>
-            <w:tcW w:type="dxa" w:w="1200"/>
+            <w:tcW w:type="dxa" w:w="1100"/>
             <w:shd w:val="clear" w:color="auto" w:fill="DCECC6"/>
           </w:tcPr>
           <w:p>
@@ -2663,7 +2663,7 @@
         </w:tc>
         <w:tc>
           <w:tcPr>
-            <w:tcW w:type="dxa" w:w="1000"/>
+            <w:tcW w:type="dxa" w:w="900"/>
             <w:shd w:val="clear" w:color="auto" w:fill="DCECC6"/>
           </w:tcPr>
           <w:p>
@@ -2684,7 +2684,7 @@
         </w:tc>
         <w:tc>
           <w:tcPr>
-            <w:tcW w:type="dxa" w:w="1200"/>
+            <w:tcW w:type="dxa" w:w="1000"/>
             <w:shd w:val="clear" w:color="auto" w:fill="DCECC6"/>
           </w:tcPr>
           <w:p>
@@ -3768,7 +3768,7 @@
                 <w:i w:val="0"/>
                 <w:sz w:val="22"/>
               </w:rPr>
-              <w:t>Director</w:t>
+              <w:t>Project Manager</w:t>
             </w:r>
           </w:p>
         </w:tc>
@@ -3810,7 +3810,7 @@
                 <w:i w:val="0"/>
                 <w:sz w:val="22"/>
               </w:rPr>
-              <w:t>$188.20</w:t>
+              <w:t>$241.50</w:t>
             </w:r>
           </w:p>
         </w:tc>
@@ -3831,7 +3831,7 @@
                 <w:i w:val="0"/>
                 <w:sz w:val="22"/>
               </w:rPr>
-              <w:t>$193.85</w:t>
+              <w:t>$248.74</w:t>
             </w:r>
           </w:p>
         </w:tc>
@@ -3852,7 +3852,7 @@
                 <w:i w:val="0"/>
                 <w:sz w:val="22"/>
               </w:rPr>
-              <w:t>$199.67</w:t>
+              <w:t>$256.21</w:t>
             </w:r>
           </w:p>
         </w:tc>
@@ -3878,7 +3878,7 @@
                 <w:i w:val="0"/>
                 <w:sz w:val="22"/>
               </w:rPr>
-              <w:t>Manager - Developer</w:t>
+              <w:t>Data Scientist III</w:t>
             </w:r>
           </w:p>
         </w:tc>
@@ -3920,7 +3920,7 @@
                 <w:i w:val="0"/>
                 <w:sz w:val="22"/>
               </w:rPr>
-              <w:t>$194.37</w:t>
+              <w:t>$183.08</w:t>
             </w:r>
           </w:p>
         </w:tc>
@@ -3941,7 +3941,7 @@
                 <w:i w:val="0"/>
                 <w:sz w:val="22"/>
               </w:rPr>
-              <w:t>$200.20</w:t>
+              <w:t>$188.57</w:t>
             </w:r>
           </w:p>
         </w:tc>
@@ -3962,7 +3962,7 @@
                 <w:i w:val="0"/>
                 <w:sz w:val="22"/>
               </w:rPr>
-              <w:t>$206.21</w:t>
+              <w:t>$194.23</w:t>
             </w:r>
           </w:p>
         </w:tc>
@@ -3988,7 +3988,7 @@
                 <w:i w:val="0"/>
                 <w:sz w:val="22"/>
               </w:rPr>
-              <w:t>Senior</w:t>
+              <w:t>Process Improvement Specialist II</w:t>
             </w:r>
           </w:p>
         </w:tc>
@@ -4030,7 +4030,7 @@
                 <w:i w:val="0"/>
                 <w:sz w:val="22"/>
               </w:rPr>
-              <w:t>$117.65</w:t>
+              <w:t>$155.40</w:t>
             </w:r>
           </w:p>
         </w:tc>
@@ -4051,7 +4051,7 @@
                 <w:i w:val="0"/>
                 <w:sz w:val="22"/>
               </w:rPr>
-              <w:t>$121.18</w:t>
+              <w:t>$160.06</w:t>
             </w:r>
           </w:p>
         </w:tc>
@@ -4072,7 +4072,7 @@
                 <w:i w:val="0"/>
                 <w:sz w:val="22"/>
               </w:rPr>
-              <w:t>$124.82</w:t>
+              <w:t>$164.86</w:t>
             </w:r>
           </w:p>
         </w:tc>
@@ -4097,7 +4097,7 @@
                 <w:i w:val="0"/>
                 <w:sz w:val="22"/>
               </w:rPr>
-              <w:t>Senior - Developer</w:t>
+              <w:t>Data Scientist II</w:t>
             </w:r>
           </w:p>
         </w:tc>
@@ -4137,7 +4137,7 @@
                 <w:i w:val="0"/>
                 <w:sz w:val="22"/>
               </w:rPr>
-              <w:t>$145.26</w:t>
+              <w:t>$166.57</w:t>
             </w:r>
           </w:p>
         </w:tc>
@@ -4157,7 +4157,7 @@
                 <w:i w:val="0"/>
                 <w:sz w:val="22"/>
               </w:rPr>
-              <w:t>$149.62</w:t>
+              <w:t>$171.57</w:t>
             </w:r>
           </w:p>
         </w:tc>
@@ -4177,7 +4177,7 @@
                 <w:i w:val="0"/>
                 <w:sz w:val="22"/>
               </w:rPr>
-              <w:t>$154.11</w:t>
+              <w:t>$176.72</w:t>
             </w:r>
           </w:p>
         </w:tc>
@@ -4216,7 +4216,7 @@
           <w:i w:val="0"/>
           <w:sz w:val="24"/>
         </w:rPr>
-        <w:t>Task Order 1 is awarded with the IDIQ contract and covers Task Areas 1 to 3: 1,640 hours and $248,049.70 over 13 weeks on the base schedule (10 to 16 weeks). By task area: Task Area 1, $70,789.60; Task Area 2, $125,518.20; Task Area 3, $51,741.90.</w:t>
+        <w:t>Task Order 1 is awarded with the IDIQ contract and covers Task Areas 1 to 3: 1,640 hours and $285,892.80 over 13 weeks on the base schedule (10 to 16 weeks). By task area: Task Area 1, $80,139.60; Task Area 2, $144,385.20; Task Area 3, $61,368.00.</w:t>
       </w:r>
     </w:p>
     <w:tbl>
@@ -4242,13 +4242,13 @@
         </w:tblBorders>
       </w:tblPr>
       <w:tblGrid>
-        <w:gridCol w:w="2900"/>
-        <w:gridCol w:w="1060"/>
-        <w:gridCol w:w="1000"/>
-        <w:gridCol w:w="1000"/>
+        <w:gridCol w:w="3400"/>
         <w:gridCol w:w="1000"/>
         <w:gridCol w:w="900"/>
-        <w:gridCol w:w="1500"/>
+        <w:gridCol w:w="900"/>
+        <w:gridCol w:w="900"/>
+        <w:gridCol w:w="800"/>
+        <w:gridCol w:w="1460"/>
       </w:tblGrid>
       <w:tr>
         <w:trPr>
@@ -4257,7 +4257,7 @@
         </w:trPr>
         <w:tc>
           <w:tcPr>
-            <w:tcW w:type="dxa" w:w="2900"/>
+            <w:tcW w:type="dxa" w:w="3400"/>
             <w:shd w:val="clear" w:color="auto" w:fill="2F5D27"/>
           </w:tcPr>
           <w:p>
@@ -4280,7 +4280,7 @@
         </w:tc>
         <w:tc>
           <w:tcPr>
-            <w:tcW w:type="dxa" w:w="1060"/>
+            <w:tcW w:type="dxa" w:w="1000"/>
             <w:shd w:val="clear" w:color="auto" w:fill="2F5D27"/>
           </w:tcPr>
           <w:p>
@@ -4303,7 +4303,7 @@
         </w:tc>
         <w:tc>
           <w:tcPr>
-            <w:tcW w:type="dxa" w:w="1000"/>
+            <w:tcW w:type="dxa" w:w="900"/>
             <w:shd w:val="clear" w:color="auto" w:fill="2F5D27"/>
           </w:tcPr>
           <w:p>
@@ -4326,7 +4326,7 @@
         </w:tc>
         <w:tc>
           <w:tcPr>
-            <w:tcW w:type="dxa" w:w="1000"/>
+            <w:tcW w:type="dxa" w:w="900"/>
             <w:shd w:val="clear" w:color="auto" w:fill="2F5D27"/>
           </w:tcPr>
           <w:p>
@@ -4349,7 +4349,7 @@
         </w:tc>
         <w:tc>
           <w:tcPr>
-            <w:tcW w:type="dxa" w:w="1000"/>
+            <w:tcW w:type="dxa" w:w="900"/>
             <w:shd w:val="clear" w:color="auto" w:fill="2F5D27"/>
           </w:tcPr>
           <w:p>
@@ -4372,7 +4372,7 @@
         </w:tc>
         <w:tc>
           <w:tcPr>
-            <w:tcW w:type="dxa" w:w="900"/>
+            <w:tcW w:type="dxa" w:w="800"/>
             <w:shd w:val="clear" w:color="auto" w:fill="2F5D27"/>
           </w:tcPr>
           <w:p>
@@ -4395,7 +4395,7 @@
         </w:tc>
         <w:tc>
           <w:tcPr>
-            <w:tcW w:type="dxa" w:w="1500"/>
+            <w:tcW w:type="dxa" w:w="1460"/>
             <w:shd w:val="clear" w:color="auto" w:fill="2F5D27"/>
           </w:tcPr>
           <w:p>
@@ -4423,7 +4423,7 @@
         </w:trPr>
         <w:tc>
           <w:tcPr>
-            <w:tcW w:type="dxa" w:w="2900"/>
+            <w:tcW w:type="dxa" w:w="3400"/>
           </w:tcPr>
           <w:p>
             <w:pPr>
@@ -4438,28 +4438,7 @@
                 <w:i w:val="0"/>
                 <w:sz w:val="20"/>
               </w:rPr>
-              <w:t>Director (Engagement Lead)</w:t>
-            </w:r>
-          </w:p>
-        </w:tc>
-        <w:tc>
-          <w:tcPr>
-            <w:tcW w:type="dxa" w:w="1060"/>
-          </w:tcPr>
-          <w:p>
-            <w:pPr>
-              <w:keepNext/>
-              <w:spacing w:before="0" w:after="0"/>
-              <w:jc w:val="right"/>
-            </w:pPr>
-            <w:r>
-              <w:rPr>
-                <w:rFonts w:ascii="Times New Roman" w:hAnsi="Times New Roman" w:cs="Times New Roman" w:eastAsia="Times New Roman"/>
-                <w:b w:val="0"/>
-                <w:i w:val="0"/>
-                <w:sz w:val="20"/>
-              </w:rPr>
-              <w:t>$188.20</w:t>
+              <w:t>Project Manager (Engagement Lead)</w:t>
             </w:r>
           </w:p>
         </w:tc>
@@ -4480,7 +4459,138 @@
                 <w:i w:val="0"/>
                 <w:sz w:val="20"/>
               </w:rPr>
+              <w:t>$241.50</w:t>
+            </w:r>
+          </w:p>
+        </w:tc>
+        <w:tc>
+          <w:tcPr>
+            <w:tcW w:type="dxa" w:w="900"/>
+          </w:tcPr>
+          <w:p>
+            <w:pPr>
+              <w:keepNext/>
+              <w:spacing w:before="0" w:after="0"/>
+              <w:jc w:val="right"/>
+            </w:pPr>
+            <w:r>
+              <w:rPr>
+                <w:rFonts w:ascii="Times New Roman" w:hAnsi="Times New Roman" w:cs="Times New Roman" w:eastAsia="Times New Roman"/>
+                <w:b w:val="0"/>
+                <w:i w:val="0"/>
+                <w:sz w:val="20"/>
+              </w:rPr>
               <w:t>80</w:t>
+            </w:r>
+          </w:p>
+        </w:tc>
+        <w:tc>
+          <w:tcPr>
+            <w:tcW w:type="dxa" w:w="900"/>
+          </w:tcPr>
+          <w:p>
+            <w:pPr>
+              <w:keepNext/>
+              <w:spacing w:before="0" w:after="0"/>
+              <w:jc w:val="right"/>
+            </w:pPr>
+            <w:r>
+              <w:rPr>
+                <w:rFonts w:ascii="Times New Roman" w:hAnsi="Times New Roman" w:cs="Times New Roman" w:eastAsia="Times New Roman"/>
+                <w:b w:val="0"/>
+                <w:i w:val="0"/>
+                <w:sz w:val="20"/>
+              </w:rPr>
+              <w:t>60</w:t>
+            </w:r>
+          </w:p>
+        </w:tc>
+        <w:tc>
+          <w:tcPr>
+            <w:tcW w:type="dxa" w:w="900"/>
+          </w:tcPr>
+          <w:p>
+            <w:pPr>
+              <w:keepNext/>
+              <w:spacing w:before="0" w:after="0"/>
+              <w:jc w:val="right"/>
+            </w:pPr>
+            <w:r>
+              <w:rPr>
+                <w:rFonts w:ascii="Times New Roman" w:hAnsi="Times New Roman" w:cs="Times New Roman" w:eastAsia="Times New Roman"/>
+                <w:b w:val="0"/>
+                <w:i w:val="0"/>
+                <w:sz w:val="20"/>
+              </w:rPr>
+              <w:t>30</w:t>
+            </w:r>
+          </w:p>
+        </w:tc>
+        <w:tc>
+          <w:tcPr>
+            <w:tcW w:type="dxa" w:w="800"/>
+          </w:tcPr>
+          <w:p>
+            <w:pPr>
+              <w:keepNext/>
+              <w:spacing w:before="0" w:after="0"/>
+              <w:jc w:val="right"/>
+            </w:pPr>
+            <w:r>
+              <w:rPr>
+                <w:rFonts w:ascii="Times New Roman" w:hAnsi="Times New Roman" w:cs="Times New Roman" w:eastAsia="Times New Roman"/>
+                <w:b w:val="0"/>
+                <w:i w:val="0"/>
+                <w:sz w:val="20"/>
+              </w:rPr>
+              <w:t>170</w:t>
+            </w:r>
+          </w:p>
+        </w:tc>
+        <w:tc>
+          <w:tcPr>
+            <w:tcW w:type="dxa" w:w="1460"/>
+          </w:tcPr>
+          <w:p>
+            <w:pPr>
+              <w:keepNext/>
+              <w:spacing w:before="0" w:after="0"/>
+              <w:jc w:val="right"/>
+            </w:pPr>
+            <w:r>
+              <w:rPr>
+                <w:rFonts w:ascii="Times New Roman" w:hAnsi="Times New Roman" w:cs="Times New Roman" w:eastAsia="Times New Roman"/>
+                <w:b w:val="0"/>
+                <w:i w:val="0"/>
+                <w:sz w:val="20"/>
+              </w:rPr>
+              <w:t>$41,055.00</w:t>
+            </w:r>
+          </w:p>
+        </w:tc>
+      </w:tr>
+      <w:tr>
+        <w:trPr>
+          <w:cantSplit/>
+        </w:trPr>
+        <w:tc>
+          <w:tcPr>
+            <w:tcW w:type="dxa" w:w="3400"/>
+          </w:tcPr>
+          <w:p>
+            <w:pPr>
+              <w:keepNext/>
+              <w:spacing w:before="0" w:after="0"/>
+              <w:jc w:val="left"/>
+            </w:pPr>
+            <w:r>
+              <w:rPr>
+                <w:rFonts w:ascii="Times New Roman" w:hAnsi="Times New Roman" w:cs="Times New Roman" w:eastAsia="Times New Roman"/>
+                <w:b w:val="0"/>
+                <w:i w:val="0"/>
+                <w:sz w:val="20"/>
+              </w:rPr>
+              <w:t>Data Scientist III (Solution Architect)</w:t>
             </w:r>
           </w:p>
         </w:tc>
@@ -4501,28 +4611,7 @@
                 <w:i w:val="0"/>
                 <w:sz w:val="20"/>
               </w:rPr>
-              <w:t>60</w:t>
-            </w:r>
-          </w:p>
-        </w:tc>
-        <w:tc>
-          <w:tcPr>
-            <w:tcW w:type="dxa" w:w="1000"/>
-          </w:tcPr>
-          <w:p>
-            <w:pPr>
-              <w:keepNext/>
-              <w:spacing w:before="0" w:after="0"/>
-              <w:jc w:val="right"/>
-            </w:pPr>
-            <w:r>
-              <w:rPr>
-                <w:rFonts w:ascii="Times New Roman" w:hAnsi="Times New Roman" w:cs="Times New Roman" w:eastAsia="Times New Roman"/>
-                <w:b w:val="0"/>
-                <w:i w:val="0"/>
-                <w:sz w:val="20"/>
-              </w:rPr>
-              <w:t>30</w:t>
+              <w:t>$183.08</w:t>
             </w:r>
           </w:p>
         </w:tc>
@@ -4543,275 +4632,13 @@
                 <w:i w:val="0"/>
                 <w:sz w:val="20"/>
               </w:rPr>
-              <w:t>170</w:t>
-            </w:r>
-          </w:p>
-        </w:tc>
-        <w:tc>
-          <w:tcPr>
-            <w:tcW w:type="dxa" w:w="1500"/>
-          </w:tcPr>
-          <w:p>
-            <w:pPr>
-              <w:keepNext/>
-              <w:spacing w:before="0" w:after="0"/>
-              <w:jc w:val="right"/>
-            </w:pPr>
-            <w:r>
-              <w:rPr>
-                <w:rFonts w:ascii="Times New Roman" w:hAnsi="Times New Roman" w:cs="Times New Roman" w:eastAsia="Times New Roman"/>
-                <w:b w:val="0"/>
-                <w:i w:val="0"/>
-                <w:sz w:val="20"/>
-              </w:rPr>
-              <w:t>$31,994.00</w:t>
-            </w:r>
-          </w:p>
-        </w:tc>
-      </w:tr>
-      <w:tr>
-        <w:trPr>
-          <w:cantSplit/>
-        </w:trPr>
-        <w:tc>
-          <w:tcPr>
-            <w:tcW w:type="dxa" w:w="2900"/>
-          </w:tcPr>
-          <w:p>
-            <w:pPr>
-              <w:keepNext/>
-              <w:spacing w:before="0" w:after="0"/>
-              <w:jc w:val="left"/>
-            </w:pPr>
-            <w:r>
-              <w:rPr>
-                <w:rFonts w:ascii="Times New Roman" w:hAnsi="Times New Roman" w:cs="Times New Roman" w:eastAsia="Times New Roman"/>
-                <w:b w:val="0"/>
-                <w:i w:val="0"/>
-                <w:sz w:val="20"/>
-              </w:rPr>
-              <w:t>Manager - Developer (Solution Architect)</w:t>
-            </w:r>
-          </w:p>
-        </w:tc>
-        <w:tc>
-          <w:tcPr>
-            <w:tcW w:type="dxa" w:w="1060"/>
-          </w:tcPr>
-          <w:p>
-            <w:pPr>
-              <w:keepNext/>
-              <w:spacing w:before="0" w:after="0"/>
-              <w:jc w:val="right"/>
-            </w:pPr>
-            <w:r>
-              <w:rPr>
-                <w:rFonts w:ascii="Times New Roman" w:hAnsi="Times New Roman" w:cs="Times New Roman" w:eastAsia="Times New Roman"/>
-                <w:b w:val="0"/>
-                <w:i w:val="0"/>
-                <w:sz w:val="20"/>
-              </w:rPr>
-              <w:t>$194.37</w:t>
-            </w:r>
-          </w:p>
-        </w:tc>
-        <w:tc>
-          <w:tcPr>
-            <w:tcW w:type="dxa" w:w="1000"/>
-          </w:tcPr>
-          <w:p>
-            <w:pPr>
-              <w:keepNext/>
-              <w:spacing w:before="0" w:after="0"/>
-              <w:jc w:val="right"/>
-            </w:pPr>
-            <w:r>
-              <w:rPr>
-                <w:rFonts w:ascii="Times New Roman" w:hAnsi="Times New Roman" w:cs="Times New Roman" w:eastAsia="Times New Roman"/>
-                <w:b w:val="0"/>
-                <w:i w:val="0"/>
-                <w:sz w:val="20"/>
-              </w:rPr>
               <w:t>160</w:t>
             </w:r>
           </w:p>
         </w:tc>
         <w:tc>
           <w:tcPr>
-            <w:tcW w:type="dxa" w:w="1000"/>
-          </w:tcPr>
-          <w:p>
-            <w:pPr>
-              <w:keepNext/>
-              <w:spacing w:before="0" w:after="0"/>
-              <w:jc w:val="right"/>
-            </w:pPr>
-            <w:r>
-              <w:rPr>
-                <w:rFonts w:ascii="Times New Roman" w:hAnsi="Times New Roman" w:cs="Times New Roman" w:eastAsia="Times New Roman"/>
-                <w:b w:val="0"/>
-                <w:i w:val="0"/>
-                <w:sz w:val="20"/>
-              </w:rPr>
-              <w:t>120</w:t>
-            </w:r>
-          </w:p>
-        </w:tc>
-        <w:tc>
-          <w:tcPr>
-            <w:tcW w:type="dxa" w:w="1000"/>
-          </w:tcPr>
-          <w:p>
-            <w:pPr>
-              <w:keepNext/>
-              <w:spacing w:before="0" w:after="0"/>
-              <w:jc w:val="right"/>
-            </w:pPr>
-            <w:r>
-              <w:rPr>
-                <w:rFonts w:ascii="Times New Roman" w:hAnsi="Times New Roman" w:cs="Times New Roman" w:eastAsia="Times New Roman"/>
-                <w:b w:val="0"/>
-                <w:i w:val="0"/>
-                <w:sz w:val="20"/>
-              </w:rPr>
-              <w:t>30</w:t>
-            </w:r>
-          </w:p>
-        </w:tc>
-        <w:tc>
-          <w:tcPr>
             <w:tcW w:type="dxa" w:w="900"/>
-          </w:tcPr>
-          <w:p>
-            <w:pPr>
-              <w:keepNext/>
-              <w:spacing w:before="0" w:after="0"/>
-              <w:jc w:val="right"/>
-            </w:pPr>
-            <w:r>
-              <w:rPr>
-                <w:rFonts w:ascii="Times New Roman" w:hAnsi="Times New Roman" w:cs="Times New Roman" w:eastAsia="Times New Roman"/>
-                <w:b w:val="0"/>
-                <w:i w:val="0"/>
-                <w:sz w:val="20"/>
-              </w:rPr>
-              <w:t>310</w:t>
-            </w:r>
-          </w:p>
-        </w:tc>
-        <w:tc>
-          <w:tcPr>
-            <w:tcW w:type="dxa" w:w="1500"/>
-          </w:tcPr>
-          <w:p>
-            <w:pPr>
-              <w:keepNext/>
-              <w:spacing w:before="0" w:after="0"/>
-              <w:jc w:val="right"/>
-            </w:pPr>
-            <w:r>
-              <w:rPr>
-                <w:rFonts w:ascii="Times New Roman" w:hAnsi="Times New Roman" w:cs="Times New Roman" w:eastAsia="Times New Roman"/>
-                <w:b w:val="0"/>
-                <w:i w:val="0"/>
-                <w:sz w:val="20"/>
-              </w:rPr>
-              <w:t>$60,254.70</w:t>
-            </w:r>
-          </w:p>
-        </w:tc>
-      </w:tr>
-      <w:tr>
-        <w:trPr>
-          <w:cantSplit/>
-        </w:trPr>
-        <w:tc>
-          <w:tcPr>
-            <w:tcW w:type="dxa" w:w="2900"/>
-          </w:tcPr>
-          <w:p>
-            <w:pPr>
-              <w:keepNext/>
-              <w:spacing w:before="0" w:after="0"/>
-              <w:jc w:val="left"/>
-            </w:pPr>
-            <w:r>
-              <w:rPr>
-                <w:rFonts w:ascii="Times New Roman" w:hAnsi="Times New Roman" w:cs="Times New Roman" w:eastAsia="Times New Roman"/>
-                <w:b w:val="0"/>
-                <w:i w:val="0"/>
-                <w:sz w:val="20"/>
-              </w:rPr>
-              <w:t>Senior (Business Analyst and AP Process Specialist)</w:t>
-            </w:r>
-          </w:p>
-        </w:tc>
-        <w:tc>
-          <w:tcPr>
-            <w:tcW w:type="dxa" w:w="1060"/>
-          </w:tcPr>
-          <w:p>
-            <w:pPr>
-              <w:keepNext/>
-              <w:spacing w:before="0" w:after="0"/>
-              <w:jc w:val="right"/>
-            </w:pPr>
-            <w:r>
-              <w:rPr>
-                <w:rFonts w:ascii="Times New Roman" w:hAnsi="Times New Roman" w:cs="Times New Roman" w:eastAsia="Times New Roman"/>
-                <w:b w:val="0"/>
-                <w:i w:val="0"/>
-                <w:sz w:val="20"/>
-              </w:rPr>
-              <w:t>$117.65</w:t>
-            </w:r>
-          </w:p>
-        </w:tc>
-        <w:tc>
-          <w:tcPr>
-            <w:tcW w:type="dxa" w:w="1000"/>
-          </w:tcPr>
-          <w:p>
-            <w:pPr>
-              <w:keepNext/>
-              <w:spacing w:before="0" w:after="0"/>
-              <w:jc w:val="right"/>
-            </w:pPr>
-            <w:r>
-              <w:rPr>
-                <w:rFonts w:ascii="Times New Roman" w:hAnsi="Times New Roman" w:cs="Times New Roman" w:eastAsia="Times New Roman"/>
-                <w:b w:val="0"/>
-                <w:i w:val="0"/>
-                <w:sz w:val="20"/>
-              </w:rPr>
-              <w:t>160</w:t>
-            </w:r>
-          </w:p>
-        </w:tc>
-        <w:tc>
-          <w:tcPr>
-            <w:tcW w:type="dxa" w:w="1000"/>
-          </w:tcPr>
-          <w:p>
-            <w:pPr>
-              <w:keepNext/>
-              <w:spacing w:before="0" w:after="0"/>
-              <w:jc w:val="right"/>
-            </w:pPr>
-            <w:r>
-              <w:rPr>
-                <w:rFonts w:ascii="Times New Roman" w:hAnsi="Times New Roman" w:cs="Times New Roman" w:eastAsia="Times New Roman"/>
-                <w:b w:val="0"/>
-                <w:i w:val="0"/>
-                <w:sz w:val="20"/>
-              </w:rPr>
-              <w:t>180</w:t>
-            </w:r>
-          </w:p>
-        </w:tc>
-        <w:tc>
-          <w:tcPr>
-            <w:tcW w:type="dxa" w:w="1000"/>
           </w:tcPr>
           <w:p>
             <w:pPr>
@@ -4847,13 +4674,13 @@
                 <w:i w:val="0"/>
                 <w:sz w:val="20"/>
               </w:rPr>
-              <w:t>460</w:t>
+              <w:t>30</w:t>
             </w:r>
           </w:p>
         </w:tc>
         <w:tc>
           <w:tcPr>
-            <w:tcW w:type="dxa" w:w="1500"/>
+            <w:tcW w:type="dxa" w:w="800"/>
           </w:tcPr>
           <w:p>
             <w:pPr>
@@ -4868,7 +4695,28 @@
                 <w:i w:val="0"/>
                 <w:sz w:val="20"/>
               </w:rPr>
-              <w:t>$54,119.00</w:t>
+              <w:t>310</w:t>
+            </w:r>
+          </w:p>
+        </w:tc>
+        <w:tc>
+          <w:tcPr>
+            <w:tcW w:type="dxa" w:w="1460"/>
+          </w:tcPr>
+          <w:p>
+            <w:pPr>
+              <w:keepNext/>
+              <w:spacing w:before="0" w:after="0"/>
+              <w:jc w:val="right"/>
+            </w:pPr>
+            <w:r>
+              <w:rPr>
+                <w:rFonts w:ascii="Times New Roman" w:hAnsi="Times New Roman" w:cs="Times New Roman" w:eastAsia="Times New Roman"/>
+                <w:b w:val="0"/>
+                <w:i w:val="0"/>
+                <w:sz w:val="20"/>
+              </w:rPr>
+              <w:t>$56,754.80</w:t>
             </w:r>
           </w:p>
         </w:tc>
@@ -4879,7 +4727,7 @@
         </w:trPr>
         <w:tc>
           <w:tcPr>
-            <w:tcW w:type="dxa" w:w="2900"/>
+            <w:tcW w:type="dxa" w:w="3400"/>
           </w:tcPr>
           <w:p>
             <w:pPr>
@@ -4894,28 +4742,7 @@
                 <w:i w:val="0"/>
                 <w:sz w:val="20"/>
               </w:rPr>
-              <w:t>Senior - Developer (AI/ML)</w:t>
-            </w:r>
-          </w:p>
-        </w:tc>
-        <w:tc>
-          <w:tcPr>
-            <w:tcW w:type="dxa" w:w="1060"/>
-          </w:tcPr>
-          <w:p>
-            <w:pPr>
-              <w:keepNext/>
-              <w:spacing w:before="0" w:after="0"/>
-              <w:jc w:val="right"/>
-            </w:pPr>
-            <w:r>
-              <w:rPr>
-                <w:rFonts w:ascii="Times New Roman" w:hAnsi="Times New Roman" w:cs="Times New Roman" w:eastAsia="Times New Roman"/>
-                <w:b w:val="0"/>
-                <w:i w:val="0"/>
-                <w:sz w:val="20"/>
-              </w:rPr>
-              <w:t>$145.26</w:t>
+              <w:t>Process Improvement Specialist II (AP Business Analyst)</w:t>
             </w:r>
           </w:p>
         </w:tc>
@@ -4936,7 +4763,138 @@
                 <w:i w:val="0"/>
                 <w:sz w:val="20"/>
               </w:rPr>
-              <w:t>40</w:t>
+              <w:t>$155.40</w:t>
+            </w:r>
+          </w:p>
+        </w:tc>
+        <w:tc>
+          <w:tcPr>
+            <w:tcW w:type="dxa" w:w="900"/>
+          </w:tcPr>
+          <w:p>
+            <w:pPr>
+              <w:keepNext/>
+              <w:spacing w:before="0" w:after="0"/>
+              <w:jc w:val="right"/>
+            </w:pPr>
+            <w:r>
+              <w:rPr>
+                <w:rFonts w:ascii="Times New Roman" w:hAnsi="Times New Roman" w:cs="Times New Roman" w:eastAsia="Times New Roman"/>
+                <w:b w:val="0"/>
+                <w:i w:val="0"/>
+                <w:sz w:val="20"/>
+              </w:rPr>
+              <w:t>160</w:t>
+            </w:r>
+          </w:p>
+        </w:tc>
+        <w:tc>
+          <w:tcPr>
+            <w:tcW w:type="dxa" w:w="900"/>
+          </w:tcPr>
+          <w:p>
+            <w:pPr>
+              <w:keepNext/>
+              <w:spacing w:before="0" w:after="0"/>
+              <w:jc w:val="right"/>
+            </w:pPr>
+            <w:r>
+              <w:rPr>
+                <w:rFonts w:ascii="Times New Roman" w:hAnsi="Times New Roman" w:cs="Times New Roman" w:eastAsia="Times New Roman"/>
+                <w:b w:val="0"/>
+                <w:i w:val="0"/>
+                <w:sz w:val="20"/>
+              </w:rPr>
+              <w:t>180</w:t>
+            </w:r>
+          </w:p>
+        </w:tc>
+        <w:tc>
+          <w:tcPr>
+            <w:tcW w:type="dxa" w:w="900"/>
+          </w:tcPr>
+          <w:p>
+            <w:pPr>
+              <w:keepNext/>
+              <w:spacing w:before="0" w:after="0"/>
+              <w:jc w:val="right"/>
+            </w:pPr>
+            <w:r>
+              <w:rPr>
+                <w:rFonts w:ascii="Times New Roman" w:hAnsi="Times New Roman" w:cs="Times New Roman" w:eastAsia="Times New Roman"/>
+                <w:b w:val="0"/>
+                <w:i w:val="0"/>
+                <w:sz w:val="20"/>
+              </w:rPr>
+              <w:t>120</w:t>
+            </w:r>
+          </w:p>
+        </w:tc>
+        <w:tc>
+          <w:tcPr>
+            <w:tcW w:type="dxa" w:w="800"/>
+          </w:tcPr>
+          <w:p>
+            <w:pPr>
+              <w:keepNext/>
+              <w:spacing w:before="0" w:after="0"/>
+              <w:jc w:val="right"/>
+            </w:pPr>
+            <w:r>
+              <w:rPr>
+                <w:rFonts w:ascii="Times New Roman" w:hAnsi="Times New Roman" w:cs="Times New Roman" w:eastAsia="Times New Roman"/>
+                <w:b w:val="0"/>
+                <w:i w:val="0"/>
+                <w:sz w:val="20"/>
+              </w:rPr>
+              <w:t>460</w:t>
+            </w:r>
+          </w:p>
+        </w:tc>
+        <w:tc>
+          <w:tcPr>
+            <w:tcW w:type="dxa" w:w="1460"/>
+          </w:tcPr>
+          <w:p>
+            <w:pPr>
+              <w:keepNext/>
+              <w:spacing w:before="0" w:after="0"/>
+              <w:jc w:val="right"/>
+            </w:pPr>
+            <w:r>
+              <w:rPr>
+                <w:rFonts w:ascii="Times New Roman" w:hAnsi="Times New Roman" w:cs="Times New Roman" w:eastAsia="Times New Roman"/>
+                <w:b w:val="0"/>
+                <w:i w:val="0"/>
+                <w:sz w:val="20"/>
+              </w:rPr>
+              <w:t>$71,484.00</w:t>
+            </w:r>
+          </w:p>
+        </w:tc>
+      </w:tr>
+      <w:tr>
+        <w:trPr>
+          <w:cantSplit/>
+        </w:trPr>
+        <w:tc>
+          <w:tcPr>
+            <w:tcW w:type="dxa" w:w="3400"/>
+          </w:tcPr>
+          <w:p>
+            <w:pPr>
+              <w:keepNext/>
+              <w:spacing w:before="0" w:after="0"/>
+              <w:jc w:val="left"/>
+            </w:pPr>
+            <w:r>
+              <w:rPr>
+                <w:rFonts w:ascii="Times New Roman" w:hAnsi="Times New Roman" w:cs="Times New Roman" w:eastAsia="Times New Roman"/>
+                <w:b w:val="0"/>
+                <w:i w:val="0"/>
+                <w:sz w:val="20"/>
+              </w:rPr>
+              <w:t>Data Scientist II (AI/ML)</w:t>
             </w:r>
           </w:p>
         </w:tc>
@@ -4957,7 +4915,138 @@
                 <w:i w:val="0"/>
                 <w:sz w:val="20"/>
               </w:rPr>
+              <w:t>$166.57</w:t>
+            </w:r>
+          </w:p>
+        </w:tc>
+        <w:tc>
+          <w:tcPr>
+            <w:tcW w:type="dxa" w:w="900"/>
+          </w:tcPr>
+          <w:p>
+            <w:pPr>
+              <w:keepNext/>
+              <w:spacing w:before="0" w:after="0"/>
+              <w:jc w:val="right"/>
+            </w:pPr>
+            <w:r>
+              <w:rPr>
+                <w:rFonts w:ascii="Times New Roman" w:hAnsi="Times New Roman" w:cs="Times New Roman" w:eastAsia="Times New Roman"/>
+                <w:b w:val="0"/>
+                <w:i w:val="0"/>
+                <w:sz w:val="20"/>
+              </w:rPr>
+              <w:t>40</w:t>
+            </w:r>
+          </w:p>
+        </w:tc>
+        <w:tc>
+          <w:tcPr>
+            <w:tcW w:type="dxa" w:w="900"/>
+          </w:tcPr>
+          <w:p>
+            <w:pPr>
+              <w:keepNext/>
+              <w:spacing w:before="0" w:after="0"/>
+              <w:jc w:val="right"/>
+            </w:pPr>
+            <w:r>
+              <w:rPr>
+                <w:rFonts w:ascii="Times New Roman" w:hAnsi="Times New Roman" w:cs="Times New Roman" w:eastAsia="Times New Roman"/>
+                <w:b w:val="0"/>
+                <w:i w:val="0"/>
+                <w:sz w:val="20"/>
+              </w:rPr>
               <w:t>240</w:t>
+            </w:r>
+          </w:p>
+        </w:tc>
+        <w:tc>
+          <w:tcPr>
+            <w:tcW w:type="dxa" w:w="900"/>
+          </w:tcPr>
+          <w:p>
+            <w:pPr>
+              <w:keepNext/>
+              <w:spacing w:before="0" w:after="0"/>
+              <w:jc w:val="right"/>
+            </w:pPr>
+            <w:r>
+              <w:rPr>
+                <w:rFonts w:ascii="Times New Roman" w:hAnsi="Times New Roman" w:cs="Times New Roman" w:eastAsia="Times New Roman"/>
+                <w:b w:val="0"/>
+                <w:i w:val="0"/>
+                <w:sz w:val="20"/>
+              </w:rPr>
+              <w:t>120</w:t>
+            </w:r>
+          </w:p>
+        </w:tc>
+        <w:tc>
+          <w:tcPr>
+            <w:tcW w:type="dxa" w:w="800"/>
+          </w:tcPr>
+          <w:p>
+            <w:pPr>
+              <w:keepNext/>
+              <w:spacing w:before="0" w:after="0"/>
+              <w:jc w:val="right"/>
+            </w:pPr>
+            <w:r>
+              <w:rPr>
+                <w:rFonts w:ascii="Times New Roman" w:hAnsi="Times New Roman" w:cs="Times New Roman" w:eastAsia="Times New Roman"/>
+                <w:b w:val="0"/>
+                <w:i w:val="0"/>
+                <w:sz w:val="20"/>
+              </w:rPr>
+              <w:t>400</w:t>
+            </w:r>
+          </w:p>
+        </w:tc>
+        <w:tc>
+          <w:tcPr>
+            <w:tcW w:type="dxa" w:w="1460"/>
+          </w:tcPr>
+          <w:p>
+            <w:pPr>
+              <w:keepNext/>
+              <w:spacing w:before="0" w:after="0"/>
+              <w:jc w:val="right"/>
+            </w:pPr>
+            <w:r>
+              <w:rPr>
+                <w:rFonts w:ascii="Times New Roman" w:hAnsi="Times New Roman" w:cs="Times New Roman" w:eastAsia="Times New Roman"/>
+                <w:b w:val="0"/>
+                <w:i w:val="0"/>
+                <w:sz w:val="20"/>
+              </w:rPr>
+              <w:t>$66,628.00</w:t>
+            </w:r>
+          </w:p>
+        </w:tc>
+      </w:tr>
+      <w:tr>
+        <w:trPr>
+          <w:cantSplit/>
+        </w:trPr>
+        <w:tc>
+          <w:tcPr>
+            <w:tcW w:type="dxa" w:w="3400"/>
+          </w:tcPr>
+          <w:p>
+            <w:pPr>
+              <w:keepNext/>
+              <w:spacing w:before="0" w:after="0"/>
+              <w:jc w:val="left"/>
+            </w:pPr>
+            <w:r>
+              <w:rPr>
+                <w:rFonts w:ascii="Times New Roman" w:hAnsi="Times New Roman" w:cs="Times New Roman" w:eastAsia="Times New Roman"/>
+                <w:b w:val="0"/>
+                <w:i w:val="0"/>
+                <w:sz w:val="20"/>
+              </w:rPr>
+              <w:t>Data Scientist II (Full Stack)</w:t>
             </w:r>
           </w:p>
         </w:tc>
@@ -4978,7 +5067,7 @@
                 <w:i w:val="0"/>
                 <w:sz w:val="20"/>
               </w:rPr>
-              <w:t>120</w:t>
+              <w:t>$166.57</w:t>
             </w:r>
           </w:p>
         </w:tc>
@@ -4999,101 +5088,12 @@
                 <w:i w:val="0"/>
                 <w:sz w:val="20"/>
               </w:rPr>
-              <w:t>400</w:t>
             </w:r>
           </w:p>
         </w:tc>
         <w:tc>
           <w:tcPr>
-            <w:tcW w:type="dxa" w:w="1500"/>
-          </w:tcPr>
-          <w:p>
-            <w:pPr>
-              <w:keepNext/>
-              <w:spacing w:before="0" w:after="0"/>
-              <w:jc w:val="right"/>
-            </w:pPr>
-            <w:r>
-              <w:rPr>
-                <w:rFonts w:ascii="Times New Roman" w:hAnsi="Times New Roman" w:cs="Times New Roman" w:eastAsia="Times New Roman"/>
-                <w:b w:val="0"/>
-                <w:i w:val="0"/>
-                <w:sz w:val="20"/>
-              </w:rPr>
-              <w:t>$58,104.00</w:t>
-            </w:r>
-          </w:p>
-        </w:tc>
-      </w:tr>
-      <w:tr>
-        <w:trPr>
-          <w:cantSplit/>
-        </w:trPr>
-        <w:tc>
-          <w:tcPr>
-            <w:tcW w:type="dxa" w:w="2900"/>
-          </w:tcPr>
-          <w:p>
-            <w:pPr>
-              <w:keepNext/>
-              <w:spacing w:before="0" w:after="0"/>
-              <w:jc w:val="left"/>
-            </w:pPr>
-            <w:r>
-              <w:rPr>
-                <w:rFonts w:ascii="Times New Roman" w:hAnsi="Times New Roman" w:cs="Times New Roman" w:eastAsia="Times New Roman"/>
-                <w:b w:val="0"/>
-                <w:i w:val="0"/>
-                <w:sz w:val="20"/>
-              </w:rPr>
-              <w:t>Senior - Developer (Full Stack)</w:t>
-            </w:r>
-          </w:p>
-        </w:tc>
-        <w:tc>
-          <w:tcPr>
-            <w:tcW w:type="dxa" w:w="1060"/>
-          </w:tcPr>
-          <w:p>
-            <w:pPr>
-              <w:keepNext/>
-              <w:spacing w:before="0" w:after="0"/>
-              <w:jc w:val="right"/>
-            </w:pPr>
-            <w:r>
-              <w:rPr>
-                <w:rFonts w:ascii="Times New Roman" w:hAnsi="Times New Roman" w:cs="Times New Roman" w:eastAsia="Times New Roman"/>
-                <w:b w:val="0"/>
-                <w:i w:val="0"/>
-                <w:sz w:val="20"/>
-              </w:rPr>
-              <w:t>$145.26</w:t>
-            </w:r>
-          </w:p>
-        </w:tc>
-        <w:tc>
-          <w:tcPr>
-            <w:tcW w:type="dxa" w:w="1000"/>
-          </w:tcPr>
-          <w:p>
-            <w:pPr>
-              <w:keepNext/>
-              <w:spacing w:before="0" w:after="0"/>
-              <w:jc w:val="right"/>
-            </w:pPr>
-            <w:r>
-              <w:rPr>
-                <w:rFonts w:ascii="Times New Roman" w:hAnsi="Times New Roman" w:cs="Times New Roman" w:eastAsia="Times New Roman"/>
-                <w:b w:val="0"/>
-                <w:i w:val="0"/>
-                <w:sz w:val="20"/>
-              </w:rPr>
-            </w:r>
-          </w:p>
-        </w:tc>
-        <w:tc>
-          <w:tcPr>
-            <w:tcW w:type="dxa" w:w="1000"/>
+            <w:tcW w:type="dxa" w:w="900"/>
           </w:tcPr>
           <w:p>
             <w:pPr>
@@ -5114,7 +5114,7 @@
         </w:tc>
         <w:tc>
           <w:tcPr>
-            <w:tcW w:type="dxa" w:w="1000"/>
+            <w:tcW w:type="dxa" w:w="900"/>
           </w:tcPr>
           <w:p>
             <w:pPr>
@@ -5135,7 +5135,7 @@
         </w:tc>
         <w:tc>
           <w:tcPr>
-            <w:tcW w:type="dxa" w:w="900"/>
+            <w:tcW w:type="dxa" w:w="800"/>
           </w:tcPr>
           <w:p>
             <w:pPr>
@@ -5156,7 +5156,7 @@
         </w:tc>
         <w:tc>
           <w:tcPr>
-            <w:tcW w:type="dxa" w:w="1500"/>
+            <w:tcW w:type="dxa" w:w="1460"/>
           </w:tcPr>
           <w:p>
             <w:pPr>
@@ -5171,7 +5171,7 @@
                 <w:i w:val="0"/>
                 <w:sz w:val="20"/>
               </w:rPr>
-              <w:t>$43,578.00</w:t>
+              <w:t>$49,971.00</w:t>
             </w:r>
           </w:p>
         </w:tc>
@@ -5182,7 +5182,7 @@
         </w:trPr>
         <w:tc>
           <w:tcPr>
-            <w:tcW w:type="dxa" w:w="2900"/>
+            <w:tcW w:type="dxa" w:w="3400"/>
             <w:shd w:val="clear" w:color="auto" w:fill="DCECC6"/>
           </w:tcPr>
           <w:p>
@@ -5203,7 +5203,7 @@
         </w:tc>
         <w:tc>
           <w:tcPr>
-            <w:tcW w:type="dxa" w:w="1060"/>
+            <w:tcW w:type="dxa" w:w="1000"/>
             <w:shd w:val="clear" w:color="auto" w:fill="DCECC6"/>
           </w:tcPr>
           <w:p>
@@ -5223,7 +5223,7 @@
         </w:tc>
         <w:tc>
           <w:tcPr>
-            <w:tcW w:type="dxa" w:w="1000"/>
+            <w:tcW w:type="dxa" w:w="900"/>
             <w:shd w:val="clear" w:color="auto" w:fill="DCECC6"/>
           </w:tcPr>
           <w:p>
@@ -5244,7 +5244,7 @@
         </w:tc>
         <w:tc>
           <w:tcPr>
-            <w:tcW w:type="dxa" w:w="1000"/>
+            <w:tcW w:type="dxa" w:w="900"/>
             <w:shd w:val="clear" w:color="auto" w:fill="DCECC6"/>
           </w:tcPr>
           <w:p>
@@ -5265,7 +5265,7 @@
         </w:tc>
         <w:tc>
           <w:tcPr>
-            <w:tcW w:type="dxa" w:w="1000"/>
+            <w:tcW w:type="dxa" w:w="900"/>
             <w:shd w:val="clear" w:color="auto" w:fill="DCECC6"/>
           </w:tcPr>
           <w:p>
@@ -5286,7 +5286,7 @@
         </w:tc>
         <w:tc>
           <w:tcPr>
-            <w:tcW w:type="dxa" w:w="900"/>
+            <w:tcW w:type="dxa" w:w="800"/>
             <w:shd w:val="clear" w:color="auto" w:fill="DCECC6"/>
           </w:tcPr>
           <w:p>
@@ -5307,7 +5307,7 @@
         </w:tc>
         <w:tc>
           <w:tcPr>
-            <w:tcW w:type="dxa" w:w="1500"/>
+            <w:tcW w:type="dxa" w:w="1460"/>
             <w:shd w:val="clear" w:color="auto" w:fill="DCECC6"/>
           </w:tcPr>
           <w:p>
@@ -5322,7 +5322,7 @@
                 <w:i w:val="0"/>
                 <w:sz w:val="20"/>
               </w:rPr>
-              <w:t>$248,049.70</w:t>
+              <w:t>$285,892.80</w:t>
             </w:r>
           </w:p>
         </w:tc>
@@ -5361,7 +5361,7 @@
           <w:i w:val="0"/>
           <w:sz w:val="24"/>
         </w:rPr>
-        <w:t>Sample Task Order 2, the pilot, is 1,920 hours and $295,105.20; Sample Task Order 3, production and rollout, is 2,720 hours and $391,187.20. Both are indicative, issued only if OCFO approves them, and re-estimated at the gate review before them. With the pilot, the planning figure is about $543,000; with production and rollout as well, about $934,000.</w:t>
+        <w:t>Sample Task Order 2, the pilot, is 1,920 hours and $332,068.80; Sample Task Order 3, production and rollout, is 2,720 hours and $459,619.20. Both are indicative, issued only if OCFO approves them, and re-estimated at the gate review before them. With the pilot, the planning figure is about $618,000; with production and rollout as well, about $1,078,000.</w:t>
       </w:r>
     </w:p>
     <w:tbl>
@@ -5387,11 +5387,11 @@
         </w:tblBorders>
       </w:tblPr>
       <w:tblGrid>
-        <w:gridCol w:w="2900"/>
-        <w:gridCol w:w="1060"/>
+        <w:gridCol w:w="3400"/>
+        <w:gridCol w:w="960"/>
+        <w:gridCol w:w="800"/>
+        <w:gridCol w:w="1400"/>
         <w:gridCol w:w="1000"/>
-        <w:gridCol w:w="1500"/>
-        <w:gridCol w:w="1100"/>
         <w:gridCol w:w="1800"/>
       </w:tblGrid>
       <w:tr>
@@ -5401,7 +5401,7 @@
         </w:trPr>
         <w:tc>
           <w:tcPr>
-            <w:tcW w:type="dxa" w:w="2900"/>
+            <w:tcW w:type="dxa" w:w="3400"/>
             <w:shd w:val="clear" w:color="auto" w:fill="2F5D27"/>
           </w:tcPr>
           <w:p>
@@ -5424,7 +5424,7 @@
         </w:tc>
         <w:tc>
           <w:tcPr>
-            <w:tcW w:type="dxa" w:w="1060"/>
+            <w:tcW w:type="dxa" w:w="960"/>
             <w:shd w:val="clear" w:color="auto" w:fill="2F5D27"/>
           </w:tcPr>
           <w:p>
@@ -5447,7 +5447,7 @@
         </w:tc>
         <w:tc>
           <w:tcPr>
-            <w:tcW w:type="dxa" w:w="1000"/>
+            <w:tcW w:type="dxa" w:w="800"/>
             <w:shd w:val="clear" w:color="auto" w:fill="2F5D27"/>
           </w:tcPr>
           <w:p>
@@ -5470,7 +5470,7 @@
         </w:tc>
         <w:tc>
           <w:tcPr>
-            <w:tcW w:type="dxa" w:w="1500"/>
+            <w:tcW w:type="dxa" w:w="1400"/>
             <w:shd w:val="clear" w:color="auto" w:fill="2F5D27"/>
           </w:tcPr>
           <w:p>
@@ -5493,7 +5493,7 @@
         </w:tc>
         <w:tc>
           <w:tcPr>
-            <w:tcW w:type="dxa" w:w="1100"/>
+            <w:tcW w:type="dxa" w:w="1000"/>
             <w:shd w:val="clear" w:color="auto" w:fill="2F5D27"/>
           </w:tcPr>
           <w:p>
@@ -5544,7 +5544,7 @@
         </w:trPr>
         <w:tc>
           <w:tcPr>
-            <w:tcW w:type="dxa" w:w="2900"/>
+            <w:tcW w:type="dxa" w:w="3400"/>
           </w:tcPr>
           <w:p>
             <w:pPr>
@@ -5559,13 +5559,13 @@
                 <w:i w:val="0"/>
                 <w:sz w:val="20"/>
               </w:rPr>
-              <w:t>Director (Engagement Lead)</w:t>
+              <w:t>Project Manager (Engagement Lead)</w:t>
             </w:r>
           </w:p>
         </w:tc>
         <w:tc>
           <w:tcPr>
-            <w:tcW w:type="dxa" w:w="1060"/>
+            <w:tcW w:type="dxa" w:w="960"/>
           </w:tcPr>
           <w:p>
             <w:pPr>
@@ -5580,13 +5580,13 @@
                 <w:i w:val="0"/>
                 <w:sz w:val="20"/>
               </w:rPr>
-              <w:t>$188.20</w:t>
+              <w:t>$241.50</w:t>
             </w:r>
           </w:p>
         </w:tc>
         <w:tc>
           <w:tcPr>
-            <w:tcW w:type="dxa" w:w="1000"/>
+            <w:tcW w:type="dxa" w:w="800"/>
           </w:tcPr>
           <w:p>
             <w:pPr>
@@ -5607,7 +5607,7 @@
         </w:tc>
         <w:tc>
           <w:tcPr>
-            <w:tcW w:type="dxa" w:w="1500"/>
+            <w:tcW w:type="dxa" w:w="1400"/>
           </w:tcPr>
           <w:p>
             <w:pPr>
@@ -5622,13 +5622,13 @@
                 <w:i w:val="0"/>
                 <w:sz w:val="20"/>
               </w:rPr>
-              <w:t>$22,584.00</w:t>
+              <w:t>$28,980.00</w:t>
             </w:r>
           </w:p>
         </w:tc>
         <w:tc>
           <w:tcPr>
-            <w:tcW w:type="dxa" w:w="1100"/>
+            <w:tcW w:type="dxa" w:w="1000"/>
           </w:tcPr>
           <w:p>
             <w:pPr>
@@ -5664,7 +5664,7 @@
                 <w:i w:val="0"/>
                 <w:sz w:val="20"/>
               </w:rPr>
-              <w:t>$30,112.00</w:t>
+              <w:t>$38,640.00</w:t>
             </w:r>
           </w:p>
         </w:tc>
@@ -5675,7 +5675,7 @@
         </w:trPr>
         <w:tc>
           <w:tcPr>
-            <w:tcW w:type="dxa" w:w="2900"/>
+            <w:tcW w:type="dxa" w:w="3400"/>
           </w:tcPr>
           <w:p>
             <w:pPr>
@@ -5690,13 +5690,13 @@
                 <w:i w:val="0"/>
                 <w:sz w:val="20"/>
               </w:rPr>
-              <w:t>Manager - Developer (Solution Architect)</w:t>
+              <w:t>Data Scientist III (Solution Architect)</w:t>
             </w:r>
           </w:p>
         </w:tc>
         <w:tc>
           <w:tcPr>
-            <w:tcW w:type="dxa" w:w="1060"/>
+            <w:tcW w:type="dxa" w:w="960"/>
           </w:tcPr>
           <w:p>
             <w:pPr>
@@ -5711,13 +5711,13 @@
                 <w:i w:val="0"/>
                 <w:sz w:val="20"/>
               </w:rPr>
-              <w:t>$194.37</w:t>
+              <w:t>$183.08</w:t>
             </w:r>
           </w:p>
         </w:tc>
         <w:tc>
           <w:tcPr>
-            <w:tcW w:type="dxa" w:w="1000"/>
+            <w:tcW w:type="dxa" w:w="800"/>
           </w:tcPr>
           <w:p>
             <w:pPr>
@@ -5738,7 +5738,7 @@
         </w:tc>
         <w:tc>
           <w:tcPr>
-            <w:tcW w:type="dxa" w:w="1500"/>
+            <w:tcW w:type="dxa" w:w="1400"/>
           </w:tcPr>
           <w:p>
             <w:pPr>
@@ -5753,13 +5753,13 @@
                 <w:i w:val="0"/>
                 <w:sz w:val="20"/>
               </w:rPr>
-              <w:t>$69,973.20</w:t>
+              <w:t>$65,908.80</w:t>
             </w:r>
           </w:p>
         </w:tc>
         <w:tc>
           <w:tcPr>
-            <w:tcW w:type="dxa" w:w="1100"/>
+            <w:tcW w:type="dxa" w:w="1000"/>
           </w:tcPr>
           <w:p>
             <w:pPr>
@@ -5795,7 +5795,7 @@
                 <w:i w:val="0"/>
                 <w:sz w:val="20"/>
               </w:rPr>
-              <w:t>$62,198.40</w:t>
+              <w:t>$58,585.60</w:t>
             </w:r>
           </w:p>
         </w:tc>
@@ -5806,7 +5806,7 @@
         </w:trPr>
         <w:tc>
           <w:tcPr>
-            <w:tcW w:type="dxa" w:w="2900"/>
+            <w:tcW w:type="dxa" w:w="3400"/>
           </w:tcPr>
           <w:p>
             <w:pPr>
@@ -5821,13 +5821,13 @@
                 <w:i w:val="0"/>
                 <w:sz w:val="20"/>
               </w:rPr>
-              <w:t>Senior (Business Analyst and AP Process Specialist)</w:t>
+              <w:t>Process Improvement Specialist II (AP Business Analyst)</w:t>
             </w:r>
           </w:p>
         </w:tc>
         <w:tc>
           <w:tcPr>
-            <w:tcW w:type="dxa" w:w="1060"/>
+            <w:tcW w:type="dxa" w:w="960"/>
           </w:tcPr>
           <w:p>
             <w:pPr>
@@ -5842,13 +5842,13 @@
                 <w:i w:val="0"/>
                 <w:sz w:val="20"/>
               </w:rPr>
-              <w:t>$117.65</w:t>
+              <w:t>$155.40</w:t>
             </w:r>
           </w:p>
         </w:tc>
         <w:tc>
           <w:tcPr>
-            <w:tcW w:type="dxa" w:w="1000"/>
+            <w:tcW w:type="dxa" w:w="800"/>
           </w:tcPr>
           <w:p>
             <w:pPr>
@@ -5869,7 +5869,7 @@
         </w:tc>
         <w:tc>
           <w:tcPr>
-            <w:tcW w:type="dxa" w:w="1500"/>
+            <w:tcW w:type="dxa" w:w="1400"/>
           </w:tcPr>
           <w:p>
             <w:pPr>
@@ -5884,13 +5884,13 @@
                 <w:i w:val="0"/>
                 <w:sz w:val="20"/>
               </w:rPr>
-              <w:t>$28,236.00</w:t>
+              <w:t>$37,296.00</w:t>
             </w:r>
           </w:p>
         </w:tc>
         <w:tc>
           <w:tcPr>
-            <w:tcW w:type="dxa" w:w="1100"/>
+            <w:tcW w:type="dxa" w:w="1000"/>
           </w:tcPr>
           <w:p>
             <w:pPr>
@@ -5926,7 +5926,7 @@
                 <w:i w:val="0"/>
                 <w:sz w:val="20"/>
               </w:rPr>
-              <w:t>$37,648.00</w:t>
+              <w:t>$49,728.00</w:t>
             </w:r>
           </w:p>
         </w:tc>
@@ -5937,7 +5937,7 @@
         </w:trPr>
         <w:tc>
           <w:tcPr>
-            <w:tcW w:type="dxa" w:w="2900"/>
+            <w:tcW w:type="dxa" w:w="3400"/>
           </w:tcPr>
           <w:p>
             <w:pPr>
@@ -5952,13 +5952,13 @@
                 <w:i w:val="0"/>
                 <w:sz w:val="20"/>
               </w:rPr>
-              <w:t>Senior - Developer (AI/ML)</w:t>
+              <w:t>Data Scientist II (AI/ML)</w:t>
             </w:r>
           </w:p>
         </w:tc>
         <w:tc>
           <w:tcPr>
-            <w:tcW w:type="dxa" w:w="1060"/>
+            <w:tcW w:type="dxa" w:w="960"/>
           </w:tcPr>
           <w:p>
             <w:pPr>
@@ -5973,13 +5973,13 @@
                 <w:i w:val="0"/>
                 <w:sz w:val="20"/>
               </w:rPr>
-              <w:t>$145.26</w:t>
+              <w:t>$166.57</w:t>
             </w:r>
           </w:p>
         </w:tc>
         <w:tc>
           <w:tcPr>
-            <w:tcW w:type="dxa" w:w="1000"/>
+            <w:tcW w:type="dxa" w:w="800"/>
           </w:tcPr>
           <w:p>
             <w:pPr>
@@ -6000,7 +6000,7 @@
         </w:tc>
         <w:tc>
           <w:tcPr>
-            <w:tcW w:type="dxa" w:w="1500"/>
+            <w:tcW w:type="dxa" w:w="1400"/>
           </w:tcPr>
           <w:p>
             <w:pPr>
@@ -6015,13 +6015,13 @@
                 <w:i w:val="0"/>
                 <w:sz w:val="20"/>
               </w:rPr>
-              <w:t>$69,724.80</w:t>
+              <w:t>$79,953.60</w:t>
             </w:r>
           </w:p>
         </w:tc>
         <w:tc>
           <w:tcPr>
-            <w:tcW w:type="dxa" w:w="1100"/>
+            <w:tcW w:type="dxa" w:w="1000"/>
           </w:tcPr>
           <w:p>
             <w:pPr>
@@ -6057,7 +6057,7 @@
                 <w:i w:val="0"/>
                 <w:sz w:val="20"/>
               </w:rPr>
-              <w:t>$46,483.20</w:t>
+              <w:t>$53,302.40</w:t>
             </w:r>
           </w:p>
         </w:tc>
@@ -6068,7 +6068,7 @@
         </w:trPr>
         <w:tc>
           <w:tcPr>
-            <w:tcW w:type="dxa" w:w="2900"/>
+            <w:tcW w:type="dxa" w:w="3400"/>
           </w:tcPr>
           <w:p>
             <w:pPr>
@@ -6083,13 +6083,13 @@
                 <w:i w:val="0"/>
                 <w:sz w:val="20"/>
               </w:rPr>
-              <w:t>Senior - Developer (Full Stack)</w:t>
+              <w:t>Data Scientist II (Full Stack)</w:t>
             </w:r>
           </w:p>
         </w:tc>
         <w:tc>
           <w:tcPr>
-            <w:tcW w:type="dxa" w:w="1060"/>
+            <w:tcW w:type="dxa" w:w="960"/>
           </w:tcPr>
           <w:p>
             <w:pPr>
@@ -6104,13 +6104,13 @@
                 <w:i w:val="0"/>
                 <w:sz w:val="20"/>
               </w:rPr>
-              <w:t>$145.26</w:t>
+              <w:t>$166.57</w:t>
             </w:r>
           </w:p>
         </w:tc>
         <w:tc>
           <w:tcPr>
-            <w:tcW w:type="dxa" w:w="1000"/>
+            <w:tcW w:type="dxa" w:w="800"/>
           </w:tcPr>
           <w:p>
             <w:pPr>
@@ -6131,7 +6131,7 @@
         </w:tc>
         <w:tc>
           <w:tcPr>
-            <w:tcW w:type="dxa" w:w="1500"/>
+            <w:tcW w:type="dxa" w:w="1400"/>
           </w:tcPr>
           <w:p>
             <w:pPr>
@@ -6146,13 +6146,13 @@
                 <w:i w:val="0"/>
                 <w:sz w:val="20"/>
               </w:rPr>
-              <w:t>$69,724.80</w:t>
+              <w:t>$79,953.60</w:t>
             </w:r>
           </w:p>
         </w:tc>
         <w:tc>
           <w:tcPr>
-            <w:tcW w:type="dxa" w:w="1100"/>
+            <w:tcW w:type="dxa" w:w="1000"/>
           </w:tcPr>
           <w:p>
             <w:pPr>
@@ -6188,7 +6188,7 @@
                 <w:i w:val="0"/>
                 <w:sz w:val="20"/>
               </w:rPr>
-              <w:t>$92,966.40</w:t>
+              <w:t>$106,604.80</w:t>
             </w:r>
           </w:p>
         </w:tc>
@@ -6199,7 +6199,7 @@
         </w:trPr>
         <w:tc>
           <w:tcPr>
-            <w:tcW w:type="dxa" w:w="2900"/>
+            <w:tcW w:type="dxa" w:w="3400"/>
           </w:tcPr>
           <w:p>
             <w:pPr>
@@ -6214,13 +6214,13 @@
                 <w:i w:val="0"/>
                 <w:sz w:val="20"/>
               </w:rPr>
-              <w:t>Senior - Developer (Test and Quality Lead)</w:t>
+              <w:t>Data Scientist II (Test and Quality Lead)</w:t>
             </w:r>
           </w:p>
         </w:tc>
         <w:tc>
           <w:tcPr>
-            <w:tcW w:type="dxa" w:w="1060"/>
+            <w:tcW w:type="dxa" w:w="960"/>
           </w:tcPr>
           <w:p>
             <w:pPr>
@@ -6235,13 +6235,13 @@
                 <w:i w:val="0"/>
                 <w:sz w:val="20"/>
               </w:rPr>
-              <w:t>$145.26</w:t>
+              <w:t>$166.57</w:t>
             </w:r>
           </w:p>
         </w:tc>
         <w:tc>
           <w:tcPr>
-            <w:tcW w:type="dxa" w:w="1000"/>
+            <w:tcW w:type="dxa" w:w="800"/>
           </w:tcPr>
           <w:p>
             <w:pPr>
@@ -6262,7 +6262,7 @@
         </w:tc>
         <w:tc>
           <w:tcPr>
-            <w:tcW w:type="dxa" w:w="1500"/>
+            <w:tcW w:type="dxa" w:w="1400"/>
           </w:tcPr>
           <w:p>
             <w:pPr>
@@ -6277,13 +6277,13 @@
                 <w:i w:val="0"/>
                 <w:sz w:val="20"/>
               </w:rPr>
-              <w:t>$34,862.40</w:t>
+              <w:t>$39,976.80</w:t>
             </w:r>
           </w:p>
         </w:tc>
         <w:tc>
           <w:tcPr>
-            <w:tcW w:type="dxa" w:w="1100"/>
+            <w:tcW w:type="dxa" w:w="1000"/>
           </w:tcPr>
           <w:p>
             <w:pPr>
@@ -6319,7 +6319,7 @@
                 <w:i w:val="0"/>
                 <w:sz w:val="20"/>
               </w:rPr>
-              <w:t>$46,483.20</w:t>
+              <w:t>$53,302.40</w:t>
             </w:r>
           </w:p>
         </w:tc>
@@ -6330,7 +6330,7 @@
         </w:trPr>
         <w:tc>
           <w:tcPr>
-            <w:tcW w:type="dxa" w:w="2900"/>
+            <w:tcW w:type="dxa" w:w="3400"/>
           </w:tcPr>
           <w:p>
             <w:pPr>
@@ -6345,13 +6345,13 @@
                 <w:i w:val="0"/>
                 <w:sz w:val="20"/>
               </w:rPr>
-              <w:t>Senior (Change Management and Training Lead)</w:t>
+              <w:t>Process Improvement Specialist II (Change and Training Lead)</w:t>
             </w:r>
           </w:p>
         </w:tc>
         <w:tc>
           <w:tcPr>
-            <w:tcW w:type="dxa" w:w="1060"/>
+            <w:tcW w:type="dxa" w:w="960"/>
           </w:tcPr>
           <w:p>
             <w:pPr>
@@ -6366,13 +6366,13 @@
                 <w:i w:val="0"/>
                 <w:sz w:val="20"/>
               </w:rPr>
-              <w:t>$117.65</w:t>
+              <w:t>$155.40</w:t>
             </w:r>
           </w:p>
         </w:tc>
         <w:tc>
           <w:tcPr>
-            <w:tcW w:type="dxa" w:w="1000"/>
+            <w:tcW w:type="dxa" w:w="800"/>
           </w:tcPr>
           <w:p>
             <w:pPr>
@@ -6392,7 +6392,7 @@
         </w:tc>
         <w:tc>
           <w:tcPr>
-            <w:tcW w:type="dxa" w:w="1500"/>
+            <w:tcW w:type="dxa" w:w="1400"/>
           </w:tcPr>
           <w:p>
             <w:pPr>
@@ -6412,7 +6412,7 @@
         </w:tc>
         <w:tc>
           <w:tcPr>
-            <w:tcW w:type="dxa" w:w="1100"/>
+            <w:tcW w:type="dxa" w:w="1000"/>
           </w:tcPr>
           <w:p>
             <w:pPr>
@@ -6448,7 +6448,7 @@
                 <w:i w:val="0"/>
                 <w:sz w:val="20"/>
               </w:rPr>
-              <w:t>$75,296.00</w:t>
+              <w:t>$99,456.00</w:t>
             </w:r>
           </w:p>
         </w:tc>
@@ -6459,7 +6459,7 @@
         </w:trPr>
         <w:tc>
           <w:tcPr>
-            <w:tcW w:type="dxa" w:w="2900"/>
+            <w:tcW w:type="dxa" w:w="3400"/>
             <w:shd w:val="clear" w:color="auto" w:fill="DCECC6"/>
           </w:tcPr>
           <w:p>
@@ -6480,7 +6480,7 @@
         </w:tc>
         <w:tc>
           <w:tcPr>
-            <w:tcW w:type="dxa" w:w="1060"/>
+            <w:tcW w:type="dxa" w:w="960"/>
             <w:shd w:val="clear" w:color="auto" w:fill="DCECC6"/>
           </w:tcPr>
           <w:p>
@@ -6500,7 +6500,7 @@
         </w:tc>
         <w:tc>
           <w:tcPr>
-            <w:tcW w:type="dxa" w:w="1000"/>
+            <w:tcW w:type="dxa" w:w="800"/>
             <w:shd w:val="clear" w:color="auto" w:fill="DCECC6"/>
           </w:tcPr>
           <w:p>
@@ -6521,7 +6521,7 @@
         </w:tc>
         <w:tc>
           <w:tcPr>
-            <w:tcW w:type="dxa" w:w="1500"/>
+            <w:tcW w:type="dxa" w:w="1400"/>
             <w:shd w:val="clear" w:color="auto" w:fill="DCECC6"/>
           </w:tcPr>
           <w:p>
@@ -6536,13 +6536,13 @@
                 <w:i w:val="0"/>
                 <w:sz w:val="20"/>
               </w:rPr>
-              <w:t>$295,105.20</w:t>
+              <w:t>$332,068.80</w:t>
             </w:r>
           </w:p>
         </w:tc>
         <w:tc>
           <w:tcPr>
-            <w:tcW w:type="dxa" w:w="1100"/>
+            <w:tcW w:type="dxa" w:w="1000"/>
             <w:shd w:val="clear" w:color="auto" w:fill="DCECC6"/>
           </w:tcPr>
           <w:p>
@@ -6578,7 +6578,7 @@
                 <w:i w:val="0"/>
                 <w:sz w:val="20"/>
               </w:rPr>
-              <w:t>$391,187.20</w:t>
+              <w:t>$459,619.20</w:t>
             </w:r>
           </w:p>
         </w:tc>
@@ -30840,7 +30840,7 @@
                 <a:lstStyle/>
                 <a:p>
                   <a:pPr>
-                    <a:defRPr sz="800" b="0">
+                    <a:defRPr sz="600" b="0">
                       <a:solidFill>
                         <a:srgbClr val="FFFFFF"/>
                       </a:solidFill>
